--- a/Log1/AG7-Security Risk Assessment.docx
+++ b/Log1/AG7-Security Risk Assessment.docx
@@ -1,6 +1,6 @@
 
 <file path=word/document.xml><?xml version="1.0" encoding="utf-8"?>
-<w:document xmlns:wpc="http://schemas.microsoft.com/office/word/2010/wordprocessingCanvas" xmlns:cx="http://schemas.microsoft.com/office/drawing/2014/chartex" xmlns:cx1="http://schemas.microsoft.com/office/drawing/2015/9/8/chartex" xmlns:cx2="http://schemas.microsoft.com/office/drawing/2015/10/21/chartex" xmlns:cx3="http://schemas.microsoft.com/office/drawing/2016/5/9/chartex" xmlns:cx4="http://schemas.microsoft.com/office/drawing/2016/5/10/chartex" xmlns:cx5="http://schemas.microsoft.com/office/drawing/2016/5/11/chartex" xmlns:cx6="http://schemas.microsoft.com/office/drawing/2016/5/12/chartex" xmlns:cx7="http://schemas.microsoft.com/office/drawing/2016/5/13/chartex" xmlns:cx8="http://schemas.microsoft.com/office/drawing/2016/5/14/chartex" xmlns:mc="http://schemas.openxmlformats.org/markup-compatibility/2006" xmlns:aink="http://schemas.microsoft.com/office/drawing/2016/ink" xmlns:am3d="http://schemas.microsoft.com/office/drawing/2017/model3d" xmlns:o="urn:schemas-microsoft-com:office:office" xmlns:oel="http://schemas.microsoft.com/office/2019/extlst" xmlns:r="http://schemas.openxmlformats.org/officeDocument/2006/relationships" xmlns:m="http://schemas.openxmlformats.org/officeDocument/2006/math" xmlns:v="urn:schemas-microsoft-com:vml" xmlns:wp14="http://schemas.microsoft.com/office/word/2010/wordprocessingDrawing" xmlns:wp="http://schemas.openxmlformats.org/drawingml/2006/wordprocessingDrawing" xmlns:w10="urn:schemas-microsoft-com:office:word" xmlns:w="http://schemas.openxmlformats.org/wordprocessingml/2006/main" xmlns:w14="http://schemas.microsoft.com/office/word/2010/wordml" xmlns:w15="http://schemas.microsoft.com/office/word/2012/wordml" xmlns:w16cex="http://schemas.microsoft.com/office/word/2018/wordml/cex" xmlns:w16cid="http://schemas.microsoft.com/office/word/2016/wordml/cid" xmlns:w16="http://schemas.microsoft.com/office/word/2018/wordml" xmlns:w16du="http://schemas.microsoft.com/office/word/2023/wordml/word16du" xmlns:w16sdtdh="http://schemas.microsoft.com/office/word/2020/wordml/sdtdatahash" xmlns:w16sdtfl="http://schemas.microsoft.com/office/word/2024/wordml/sdtformatlock" xmlns:w16se="http://schemas.microsoft.com/office/word/2015/wordml/symex" xmlns:wpg="http://schemas.microsoft.com/office/word/2010/wordprocessingGroup" xmlns:wpi="http://schemas.microsoft.com/office/word/2010/wordprocessingInk" xmlns:wne="http://schemas.microsoft.com/office/word/2006/wordml" xmlns:wps="http://schemas.microsoft.com/office/word/2010/wordprocessingShape" mc:Ignorable="w14 w15 w16se w16cid w16 w16cex w16sdtdh w16sdtfl w16du wp14">
+<w:document xmlns:wpc="http://schemas.microsoft.com/office/word/2010/wordprocessingCanvas" xmlns:cx="http://schemas.microsoft.com/office/drawing/2014/chartex" xmlns:cx1="http://schemas.microsoft.com/office/drawing/2015/9/8/chartex" xmlns:cx2="http://schemas.microsoft.com/office/drawing/2015/10/21/chartex" xmlns:cx3="http://schemas.microsoft.com/office/drawing/2016/5/9/chartex" xmlns:cx4="http://schemas.microsoft.com/office/drawing/2016/5/10/chartex" xmlns:cx5="http://schemas.microsoft.com/office/drawing/2016/5/11/chartex" xmlns:cx6="http://schemas.microsoft.com/office/drawing/2016/5/12/chartex" xmlns:cx7="http://schemas.microsoft.com/office/drawing/2016/5/13/chartex" xmlns:cx8="http://schemas.microsoft.com/office/drawing/2016/5/14/chartex" xmlns:mc="http://schemas.openxmlformats.org/markup-compatibility/2006" xmlns:m="http://schemas.openxmlformats.org/officeDocument/2006/math" xmlns:aink="http://schemas.microsoft.com/office/drawing/2016/ink" xmlns:am3d="http://schemas.microsoft.com/office/drawing/2017/model3d" xmlns:oel="http://schemas.microsoft.com/office/2019/extlst" xmlns:r="http://schemas.openxmlformats.org/officeDocument/2006/relationships" xmlns:wp14="http://schemas.microsoft.com/office/word/2010/wordprocessingDrawing" xmlns:wp="http://schemas.openxmlformats.org/drawingml/2006/wordprocessingDrawing" xmlns:wpg="http://schemas.microsoft.com/office/word/2010/wordprocessingGroup" xmlns:wpi="http://schemas.microsoft.com/office/word/2010/wordprocessingInk" xmlns:wps="http://schemas.microsoft.com/office/word/2010/wordprocessingShape" xmlns:o="urn:schemas-microsoft-com:office:office" xmlns:v="urn:schemas-microsoft-com:vml" xmlns:w10="urn:schemas-microsoft-com:office:word" xmlns:w="http://schemas.openxmlformats.org/wordprocessingml/2006/main" xmlns:w14="http://schemas.microsoft.com/office/word/2010/wordml" xmlns:w15="http://schemas.microsoft.com/office/word/2012/wordml" xmlns:w16cex="http://schemas.microsoft.com/office/word/2018/wordml/cex" xmlns:w16cid="http://schemas.microsoft.com/office/word/2016/wordml/cid" xmlns:w16="http://schemas.microsoft.com/office/word/2018/wordml" xmlns:w16sdtdh="http://schemas.microsoft.com/office/word/2020/wordml/sdtdatahash" xmlns:w16sdtfl="http://schemas.microsoft.com/office/word/2024/wordml/sdtformatlock" xmlns:w16se="http://schemas.microsoft.com/office/word/2015/wordml/symex" xmlns:w16du="http://schemas.microsoft.com/office/word/2023/wordml/word16du" xmlns:wne="http://schemas.microsoft.com/office/word/2006/wordml" mc:Ignorable="w14 w15 w16se w16cid w16 w16cex w16sdtdh w16sdtfl w16du wp14">
   <w:body>
     <w:p>
       <w:pPr>
@@ -866,6 +866,12 @@
           <w:p>
             <w:pPr>
               <w:spacing w:after="40"/>
+              <w:rPr>
+                <w:b/>
+                <w:bCs/>
+                <w:sz w:val="17"/>
+                <w:szCs w:val="17"/>
+              </w:rPr>
             </w:pPr>
             <w:r>
               <w:rPr>
@@ -897,13 +903,17 @@
           <w:p>
             <w:pPr>
               <w:spacing w:after="40"/>
-            </w:pPr>
-            <w:r>
-              <w:rPr>
-                <w:sz w:val="17"/>
-                <w:szCs w:val="17"/>
-              </w:rPr>
-              <w:t>Weak or reused passwords / credential stuffing on patient accounts. [A07]</w:t>
+              <w:rPr>
+                <w:sz w:val="17"/>
+                <w:szCs w:val="17"/>
+              </w:rPr>
+            </w:pPr>
+            <w:r>
+              <w:rPr>
+                <w:sz w:val="17"/>
+                <w:szCs w:val="17"/>
+              </w:rPr>
+              <w:t>Database is deleted or broken</w:t>
             </w:r>
           </w:p>
         </w:tc>
@@ -926,9 +936,84 @@
           <w:p>
             <w:pPr>
               <w:spacing w:after="40"/>
-            </w:pPr>
-            <w:r>
-              <w:rPr>
+              <w:rPr>
+                <w:sz w:val="17"/>
+                <w:szCs w:val="17"/>
+              </w:rPr>
+            </w:pPr>
+            <w:r>
+              <w:rPr>
+                <w:sz w:val="17"/>
+                <w:szCs w:val="17"/>
+              </w:rPr>
+              <w:t>Low</w:t>
+            </w:r>
+          </w:p>
+        </w:tc>
+        <w:tc>
+          <w:tcPr>
+            <w:tcW w:w="850" w:type="dxa"/>
+            <w:tcBorders>
+              <w:top w:val="single" w:sz="4" w:space="0" w:color="B8B5AE"/>
+              <w:left w:val="single" w:sz="4" w:space="0" w:color="B8B5AE"/>
+              <w:bottom w:val="single" w:sz="4" w:space="0" w:color="B8B5AE"/>
+              <w:right w:val="single" w:sz="4" w:space="0" w:color="B8B5AE"/>
+            </w:tcBorders>
+            <w:tcMar>
+              <w:top w:w="70" w:type="dxa"/>
+              <w:left w:w="100" w:type="dxa"/>
+              <w:bottom w:w="70" w:type="dxa"/>
+              <w:right w:w="100" w:type="dxa"/>
+            </w:tcMar>
+          </w:tcPr>
+          <w:p>
+            <w:pPr>
+              <w:spacing w:after="40"/>
+              <w:rPr>
+                <w:sz w:val="17"/>
+                <w:szCs w:val="17"/>
+              </w:rPr>
+            </w:pPr>
+            <w:r>
+              <w:rPr>
+                <w:sz w:val="17"/>
+                <w:szCs w:val="17"/>
+              </w:rPr>
+              <w:t>High</w:t>
+            </w:r>
+          </w:p>
+        </w:tc>
+        <w:tc>
+          <w:tcPr>
+            <w:tcW w:w="1000" w:type="dxa"/>
+            <w:tcBorders>
+              <w:top w:val="single" w:sz="4" w:space="0" w:color="B8B5AE"/>
+              <w:left w:val="single" w:sz="4" w:space="0" w:color="B8B5AE"/>
+              <w:bottom w:val="single" w:sz="4" w:space="0" w:color="B8B5AE"/>
+              <w:right w:val="single" w:sz="4" w:space="0" w:color="B8B5AE"/>
+            </w:tcBorders>
+            <w:shd w:val="clear" w:color="auto" w:fill="F4D9D9"/>
+            <w:tcMar>
+              <w:top w:w="70" w:type="dxa"/>
+              <w:left w:w="100" w:type="dxa"/>
+              <w:bottom w:w="70" w:type="dxa"/>
+              <w:right w:w="100" w:type="dxa"/>
+            </w:tcMar>
+          </w:tcPr>
+          <w:p>
+            <w:pPr>
+              <w:spacing w:after="40"/>
+              <w:rPr>
+                <w:b/>
+                <w:bCs/>
+                <w:sz w:val="17"/>
+                <w:szCs w:val="17"/>
+              </w:rPr>
+            </w:pPr>
+            <w:r>
+              <w:rPr>
+                <w:b/>
+                <w:bCs/>
                 <w:sz w:val="17"/>
                 <w:szCs w:val="17"/>
               </w:rPr>
@@ -938,67 +1023,6 @@
         </w:tc>
         <w:tc>
           <w:tcPr>
-            <w:tcW w:w="850" w:type="dxa"/>
-            <w:tcBorders>
-              <w:top w:val="single" w:sz="4" w:space="0" w:color="B8B5AE"/>
-              <w:left w:val="single" w:sz="4" w:space="0" w:color="B8B5AE"/>
-              <w:bottom w:val="single" w:sz="4" w:space="0" w:color="B8B5AE"/>
-              <w:right w:val="single" w:sz="4" w:space="0" w:color="B8B5AE"/>
-            </w:tcBorders>
-            <w:tcMar>
-              <w:top w:w="70" w:type="dxa"/>
-              <w:left w:w="100" w:type="dxa"/>
-              <w:bottom w:w="70" w:type="dxa"/>
-              <w:right w:w="100" w:type="dxa"/>
-            </w:tcMar>
-          </w:tcPr>
-          <w:p>
-            <w:pPr>
-              <w:spacing w:after="40"/>
-            </w:pPr>
-            <w:r>
-              <w:rPr>
-                <w:sz w:val="17"/>
-                <w:szCs w:val="17"/>
-              </w:rPr>
-              <w:t>High</w:t>
-            </w:r>
-          </w:p>
-        </w:tc>
-        <w:tc>
-          <w:tcPr>
-            <w:tcW w:w="1000" w:type="dxa"/>
-            <w:tcBorders>
-              <w:top w:val="single" w:sz="4" w:space="0" w:color="B8B5AE"/>
-              <w:left w:val="single" w:sz="4" w:space="0" w:color="B8B5AE"/>
-              <w:bottom w:val="single" w:sz="4" w:space="0" w:color="B8B5AE"/>
-              <w:right w:val="single" w:sz="4" w:space="0" w:color="B8B5AE"/>
-            </w:tcBorders>
-            <w:shd w:val="clear" w:color="auto" w:fill="F4D9D9"/>
-            <w:tcMar>
-              <w:top w:w="70" w:type="dxa"/>
-              <w:left w:w="100" w:type="dxa"/>
-              <w:bottom w:w="70" w:type="dxa"/>
-              <w:right w:w="100" w:type="dxa"/>
-            </w:tcMar>
-          </w:tcPr>
-          <w:p>
-            <w:pPr>
-              <w:spacing w:after="40"/>
-            </w:pPr>
-            <w:r>
-              <w:rPr>
-                <w:b/>
-                <w:bCs/>
-                <w:sz w:val="17"/>
-                <w:szCs w:val="17"/>
-              </w:rPr>
-              <w:t>High</w:t>
-            </w:r>
-          </w:p>
-        </w:tc>
-        <w:tc>
-          <w:tcPr>
             <w:tcW w:w="4758" w:type="dxa"/>
             <w:tcBorders>
               <w:top w:val="single" w:sz="4" w:space="0" w:color="B8B5AE"/>
@@ -1016,13 +1040,17 @@
           <w:p>
             <w:pPr>
               <w:spacing w:after="40"/>
-            </w:pPr>
-            <w:r>
-              <w:rPr>
-                <w:sz w:val="17"/>
-                <w:szCs w:val="17"/>
-              </w:rPr>
-              <w:t>Minimum 10 characters; block common passwords; limit login attempts; same error message for wrong email or password.</w:t>
+              <w:rPr>
+                <w:sz w:val="17"/>
+                <w:szCs w:val="17"/>
+              </w:rPr>
+            </w:pPr>
+            <w:r>
+              <w:rPr>
+                <w:sz w:val="17"/>
+                <w:szCs w:val="17"/>
+              </w:rPr>
+              <w:t>Automatic backups periodically, test the backups before deployment and control who can delete data.</w:t>
             </w:r>
           </w:p>
         </w:tc>
@@ -1045,13 +1073,17 @@
           <w:p>
             <w:pPr>
               <w:spacing w:after="40"/>
-            </w:pPr>
-            <w:r>
-              <w:rPr>
-                <w:sz w:val="17"/>
-                <w:szCs w:val="17"/>
-              </w:rPr>
-              <w:t>Front-End Developer, Cybersecurity</w:t>
+              <w:rPr>
+                <w:sz w:val="17"/>
+                <w:szCs w:val="17"/>
+              </w:rPr>
+            </w:pPr>
+            <w:r>
+              <w:rPr>
+                <w:sz w:val="17"/>
+                <w:szCs w:val="17"/>
+              </w:rPr>
+              <w:t>Back-End Developer</w:t>
             </w:r>
           </w:p>
         </w:tc>
@@ -1087,7 +1119,16 @@
                 <w:sz w:val="17"/>
                 <w:szCs w:val="17"/>
               </w:rPr>
-              <w:t>R4</w:t>
+              <w:t>R</w:t>
+            </w:r>
+            <w:r>
+              <w:rPr>
+                <w:b/>
+                <w:bCs/>
+                <w:sz w:val="17"/>
+                <w:szCs w:val="17"/>
+              </w:rPr>
+              <w:t>4</w:t>
             </w:r>
           </w:p>
         </w:tc>
@@ -1116,7 +1157,7 @@
                 <w:sz w:val="17"/>
                 <w:szCs w:val="17"/>
               </w:rPr>
-              <w:t>Clinician (privileged) account taken over, exposing many patients. [A07]</w:t>
+              <w:t>Weak or reused passwords / credential stuffing on patient accounts. [A07]</w:t>
             </w:r>
           </w:p>
         </w:tc>
@@ -1145,7 +1186,7 @@
                 <w:sz w:val="17"/>
                 <w:szCs w:val="17"/>
               </w:rPr>
-              <w:t>Low</w:t>
+              <w:t>Medium</w:t>
             </w:r>
           </w:p>
         </w:tc>
@@ -1187,26 +1228,26 @@
               <w:bottom w:val="single" w:sz="4" w:space="0" w:color="B8B5AE"/>
               <w:right w:val="single" w:sz="4" w:space="0" w:color="B8B5AE"/>
             </w:tcBorders>
-            <w:shd w:val="clear" w:color="auto" w:fill="F6E7C8"/>
-            <w:tcMar>
-              <w:top w:w="70" w:type="dxa"/>
-              <w:left w:w="100" w:type="dxa"/>
-              <w:bottom w:w="70" w:type="dxa"/>
-              <w:right w:w="100" w:type="dxa"/>
-            </w:tcMar>
-          </w:tcPr>
-          <w:p>
-            <w:pPr>
-              <w:spacing w:after="40"/>
-            </w:pPr>
-            <w:r>
-              <w:rPr>
-                <w:b/>
-                <w:bCs/>
-                <w:sz w:val="17"/>
-                <w:szCs w:val="17"/>
-              </w:rPr>
-              <w:t>Medium</w:t>
+            <w:shd w:val="clear" w:color="auto" w:fill="F4D9D9"/>
+            <w:tcMar>
+              <w:top w:w="70" w:type="dxa"/>
+              <w:left w:w="100" w:type="dxa"/>
+              <w:bottom w:w="70" w:type="dxa"/>
+              <w:right w:w="100" w:type="dxa"/>
+            </w:tcMar>
+          </w:tcPr>
+          <w:p>
+            <w:pPr>
+              <w:spacing w:after="40"/>
+            </w:pPr>
+            <w:r>
+              <w:rPr>
+                <w:b/>
+                <w:bCs/>
+                <w:sz w:val="17"/>
+                <w:szCs w:val="17"/>
+              </w:rPr>
+              <w:t>High</w:t>
             </w:r>
           </w:p>
         </w:tc>
@@ -1235,7 +1276,7 @@
                 <w:sz w:val="17"/>
                 <w:szCs w:val="17"/>
               </w:rPr>
-              <w:t>MFA for clinician accounts; clinician accounts created by admin only (no self sign-up); 15-minute inactivity timeout.</w:t>
+              <w:t>Minimum 10 characters; block common passwords; limit login attempts; same error message for wrong email or password.</w:t>
             </w:r>
           </w:p>
         </w:tc>
@@ -1264,7 +1305,7 @@
                 <w:sz w:val="17"/>
                 <w:szCs w:val="17"/>
               </w:rPr>
-              <w:t>Back-End Developer, Cybersecurity</w:t>
+              <w:t>Front-End Developer, Cybersecurity</w:t>
             </w:r>
           </w:p>
         </w:tc>
@@ -1300,7 +1341,16 @@
                 <w:sz w:val="17"/>
                 <w:szCs w:val="17"/>
               </w:rPr>
-              <w:t>R5</w:t>
+              <w:t>R</w:t>
+            </w:r>
+            <w:r>
+              <w:rPr>
+                <w:b/>
+                <w:bCs/>
+                <w:sz w:val="17"/>
+                <w:szCs w:val="17"/>
+              </w:rPr>
+              <w:t>5</w:t>
             </w:r>
           </w:p>
         </w:tc>
@@ -1329,7 +1379,7 @@
                 <w:sz w:val="17"/>
                 <w:szCs w:val="17"/>
               </w:rPr>
-              <w:t>Cross-site scripting (XSS) through free-text symptom notes or GP notes. [A05]</w:t>
+              <w:t>Clinician (privileged) account taken over, exposing many patients. [A07]</w:t>
             </w:r>
           </w:p>
         </w:tc>
@@ -1358,73 +1408,73 @@
                 <w:sz w:val="17"/>
                 <w:szCs w:val="17"/>
               </w:rPr>
+              <w:t>Low</w:t>
+            </w:r>
+          </w:p>
+        </w:tc>
+        <w:tc>
+          <w:tcPr>
+            <w:tcW w:w="850" w:type="dxa"/>
+            <w:tcBorders>
+              <w:top w:val="single" w:sz="4" w:space="0" w:color="B8B5AE"/>
+              <w:left w:val="single" w:sz="4" w:space="0" w:color="B8B5AE"/>
+              <w:bottom w:val="single" w:sz="4" w:space="0" w:color="B8B5AE"/>
+              <w:right w:val="single" w:sz="4" w:space="0" w:color="B8B5AE"/>
+            </w:tcBorders>
+            <w:tcMar>
+              <w:top w:w="70" w:type="dxa"/>
+              <w:left w:w="100" w:type="dxa"/>
+              <w:bottom w:w="70" w:type="dxa"/>
+              <w:right w:w="100" w:type="dxa"/>
+            </w:tcMar>
+          </w:tcPr>
+          <w:p>
+            <w:pPr>
+              <w:spacing w:after="40"/>
+            </w:pPr>
+            <w:r>
+              <w:rPr>
+                <w:sz w:val="17"/>
+                <w:szCs w:val="17"/>
+              </w:rPr>
+              <w:t>High</w:t>
+            </w:r>
+          </w:p>
+        </w:tc>
+        <w:tc>
+          <w:tcPr>
+            <w:tcW w:w="1000" w:type="dxa"/>
+            <w:tcBorders>
+              <w:top w:val="single" w:sz="4" w:space="0" w:color="B8B5AE"/>
+              <w:left w:val="single" w:sz="4" w:space="0" w:color="B8B5AE"/>
+              <w:bottom w:val="single" w:sz="4" w:space="0" w:color="B8B5AE"/>
+              <w:right w:val="single" w:sz="4" w:space="0" w:color="B8B5AE"/>
+            </w:tcBorders>
+            <w:shd w:val="clear" w:color="auto" w:fill="F6E7C8"/>
+            <w:tcMar>
+              <w:top w:w="70" w:type="dxa"/>
+              <w:left w:w="100" w:type="dxa"/>
+              <w:bottom w:w="70" w:type="dxa"/>
+              <w:right w:w="100" w:type="dxa"/>
+            </w:tcMar>
+          </w:tcPr>
+          <w:p>
+            <w:pPr>
+              <w:spacing w:after="40"/>
+            </w:pPr>
+            <w:r>
+              <w:rPr>
+                <w:b/>
+                <w:bCs/>
+                <w:sz w:val="17"/>
+                <w:szCs w:val="17"/>
+              </w:rPr>
               <w:t>Medium</w:t>
             </w:r>
           </w:p>
         </w:tc>
         <w:tc>
           <w:tcPr>
-            <w:tcW w:w="850" w:type="dxa"/>
-            <w:tcBorders>
-              <w:top w:val="single" w:sz="4" w:space="0" w:color="B8B5AE"/>
-              <w:left w:val="single" w:sz="4" w:space="0" w:color="B8B5AE"/>
-              <w:bottom w:val="single" w:sz="4" w:space="0" w:color="B8B5AE"/>
-              <w:right w:val="single" w:sz="4" w:space="0" w:color="B8B5AE"/>
-            </w:tcBorders>
-            <w:tcMar>
-              <w:top w:w="70" w:type="dxa"/>
-              <w:left w:w="100" w:type="dxa"/>
-              <w:bottom w:w="70" w:type="dxa"/>
-              <w:right w:w="100" w:type="dxa"/>
-            </w:tcMar>
-          </w:tcPr>
-          <w:p>
-            <w:pPr>
-              <w:spacing w:after="40"/>
-            </w:pPr>
-            <w:r>
-              <w:rPr>
-                <w:sz w:val="17"/>
-                <w:szCs w:val="17"/>
-              </w:rPr>
-              <w:t>High</w:t>
-            </w:r>
-          </w:p>
-        </w:tc>
-        <w:tc>
-          <w:tcPr>
-            <w:tcW w:w="1000" w:type="dxa"/>
-            <w:tcBorders>
-              <w:top w:val="single" w:sz="4" w:space="0" w:color="B8B5AE"/>
-              <w:left w:val="single" w:sz="4" w:space="0" w:color="B8B5AE"/>
-              <w:bottom w:val="single" w:sz="4" w:space="0" w:color="B8B5AE"/>
-              <w:right w:val="single" w:sz="4" w:space="0" w:color="B8B5AE"/>
-            </w:tcBorders>
-            <w:shd w:val="clear" w:color="auto" w:fill="F4D9D9"/>
-            <w:tcMar>
-              <w:top w:w="70" w:type="dxa"/>
-              <w:left w:w="100" w:type="dxa"/>
-              <w:bottom w:w="70" w:type="dxa"/>
-              <w:right w:w="100" w:type="dxa"/>
-            </w:tcMar>
-          </w:tcPr>
-          <w:p>
-            <w:pPr>
-              <w:spacing w:after="40"/>
-            </w:pPr>
-            <w:r>
-              <w:rPr>
-                <w:b/>
-                <w:bCs/>
-                <w:sz w:val="17"/>
-                <w:szCs w:val="17"/>
-              </w:rPr>
-              <w:t>High</w:t>
-            </w:r>
-          </w:p>
-        </w:tc>
-        <w:tc>
-          <w:tcPr>
             <w:tcW w:w="4758" w:type="dxa"/>
             <w:tcBorders>
               <w:top w:val="single" w:sz="4" w:space="0" w:color="B8B5AE"/>
@@ -1448,23 +1498,7 @@
                 <w:sz w:val="17"/>
                 <w:szCs w:val="17"/>
               </w:rPr>
-              <w:t xml:space="preserve">Rely on React output escaping; never use </w:t>
-            </w:r>
-            <w:proofErr w:type="spellStart"/>
-            <w:r>
-              <w:rPr>
-                <w:sz w:val="17"/>
-                <w:szCs w:val="17"/>
-              </w:rPr>
-              <w:t>dangerouslySetInnerHTML</w:t>
-            </w:r>
-            <w:proofErr w:type="spellEnd"/>
-            <w:r>
-              <w:rPr>
-                <w:sz w:val="17"/>
-                <w:szCs w:val="17"/>
-              </w:rPr>
-              <w:t>; length limits; Content-Security-Policy header; test with XSS payloads.</w:t>
+              <w:t>MFA for clinician accounts; clinician accounts created by admin only (no self sign-up); 15-minute inactivity timeout.</w:t>
             </w:r>
           </w:p>
         </w:tc>
@@ -1493,7 +1527,7 @@
                 <w:sz w:val="17"/>
                 <w:szCs w:val="17"/>
               </w:rPr>
-              <w:t>Front-End Developer, Cybersecurity</w:t>
+              <w:t>Back-End Developer, Cybersecurity</w:t>
             </w:r>
           </w:p>
         </w:tc>
@@ -1530,7 +1564,16 @@
                 <w:szCs w:val="17"/>
               </w:rPr>
               <w:lastRenderedPageBreak/>
-              <w:t>R6</w:t>
+              <w:t>R</w:t>
+            </w:r>
+            <w:r>
+              <w:rPr>
+                <w:b/>
+                <w:bCs/>
+                <w:sz w:val="17"/>
+                <w:szCs w:val="17"/>
+              </w:rPr>
+              <w:t>6</w:t>
             </w:r>
           </w:p>
         </w:tc>
@@ -1559,7 +1602,7 @@
                 <w:sz w:val="17"/>
                 <w:szCs w:val="17"/>
               </w:rPr>
-              <w:t>SQL injection or API parameter tampering (e.g. severity = 99). [A05]</w:t>
+              <w:t>Cross-site scripting (XSS) through free-text symptom notes or GP notes. [A05]</w:t>
             </w:r>
           </w:p>
         </w:tc>
@@ -1588,7 +1631,7 @@
                 <w:sz w:val="17"/>
                 <w:szCs w:val="17"/>
               </w:rPr>
-              <w:t>Low</w:t>
+              <w:t>Medium</w:t>
             </w:r>
           </w:p>
         </w:tc>
@@ -1630,26 +1673,26 @@
               <w:bottom w:val="single" w:sz="4" w:space="0" w:color="B8B5AE"/>
               <w:right w:val="single" w:sz="4" w:space="0" w:color="B8B5AE"/>
             </w:tcBorders>
-            <w:shd w:val="clear" w:color="auto" w:fill="F6E7C8"/>
-            <w:tcMar>
-              <w:top w:w="70" w:type="dxa"/>
-              <w:left w:w="100" w:type="dxa"/>
-              <w:bottom w:w="70" w:type="dxa"/>
-              <w:right w:w="100" w:type="dxa"/>
-            </w:tcMar>
-          </w:tcPr>
-          <w:p>
-            <w:pPr>
-              <w:spacing w:after="40"/>
-            </w:pPr>
-            <w:r>
-              <w:rPr>
-                <w:b/>
-                <w:bCs/>
-                <w:sz w:val="17"/>
-                <w:szCs w:val="17"/>
-              </w:rPr>
-              <w:t>Medium</w:t>
+            <w:shd w:val="clear" w:color="auto" w:fill="F4D9D9"/>
+            <w:tcMar>
+              <w:top w:w="70" w:type="dxa"/>
+              <w:left w:w="100" w:type="dxa"/>
+              <w:bottom w:w="70" w:type="dxa"/>
+              <w:right w:w="100" w:type="dxa"/>
+            </w:tcMar>
+          </w:tcPr>
+          <w:p>
+            <w:pPr>
+              <w:spacing w:after="40"/>
+            </w:pPr>
+            <w:r>
+              <w:rPr>
+                <w:b/>
+                <w:bCs/>
+                <w:sz w:val="17"/>
+                <w:szCs w:val="17"/>
+              </w:rPr>
+              <w:t>High</w:t>
             </w:r>
           </w:p>
         </w:tc>
@@ -1678,7 +1721,7 @@
                 <w:sz w:val="17"/>
                 <w:szCs w:val="17"/>
               </w:rPr>
-              <w:t xml:space="preserve">Use the </w:t>
+              <w:t xml:space="preserve">Rely on React output escaping; never use </w:t>
             </w:r>
             <w:proofErr w:type="spellStart"/>
             <w:r>
@@ -1686,7 +1729,7 @@
                 <w:sz w:val="17"/>
                 <w:szCs w:val="17"/>
               </w:rPr>
-              <w:t>Supabase</w:t>
+              <w:t>dangerouslySetInnerHTML</w:t>
             </w:r>
             <w:proofErr w:type="spellEnd"/>
             <w:r>
@@ -1694,7 +1737,7 @@
                 <w:sz w:val="17"/>
                 <w:szCs w:val="17"/>
               </w:rPr>
-              <w:t xml:space="preserve"> client / parameterised queries only; server-side validation and database CHECK constraints (severity 0–10, fixed change values).</w:t>
+              <w:t>; length limits; Content-Security-Policy header; test with XSS payloads.</w:t>
             </w:r>
           </w:p>
         </w:tc>
@@ -1723,7 +1766,7 @@
                 <w:sz w:val="17"/>
                 <w:szCs w:val="17"/>
               </w:rPr>
-              <w:t>Back-End Developer, Cybersecurity</w:t>
+              <w:t>Front-End Developer, Cybersecurity</w:t>
             </w:r>
           </w:p>
         </w:tc>
@@ -1759,7 +1802,16 @@
                 <w:sz w:val="17"/>
                 <w:szCs w:val="17"/>
               </w:rPr>
-              <w:t>R7</w:t>
+              <w:t>R</w:t>
+            </w:r>
+            <w:r>
+              <w:rPr>
+                <w:b/>
+                <w:bCs/>
+                <w:sz w:val="17"/>
+                <w:szCs w:val="17"/>
+              </w:rPr>
+              <w:t>7</w:t>
             </w:r>
           </w:p>
         </w:tc>
@@ -1788,7 +1840,7 @@
                 <w:sz w:val="17"/>
                 <w:szCs w:val="17"/>
               </w:rPr>
-              <w:t>Secrets (service-role key, database password) committed to GitHub. [A02]</w:t>
+              <w:t>SQL injection or API parameter tampering (e.g. severity = 99). [A05]</w:t>
             </w:r>
           </w:p>
         </w:tc>
@@ -1817,73 +1869,73 @@
                 <w:sz w:val="17"/>
                 <w:szCs w:val="17"/>
               </w:rPr>
+              <w:t>Low</w:t>
+            </w:r>
+          </w:p>
+        </w:tc>
+        <w:tc>
+          <w:tcPr>
+            <w:tcW w:w="850" w:type="dxa"/>
+            <w:tcBorders>
+              <w:top w:val="single" w:sz="4" w:space="0" w:color="B8B5AE"/>
+              <w:left w:val="single" w:sz="4" w:space="0" w:color="B8B5AE"/>
+              <w:bottom w:val="single" w:sz="4" w:space="0" w:color="B8B5AE"/>
+              <w:right w:val="single" w:sz="4" w:space="0" w:color="B8B5AE"/>
+            </w:tcBorders>
+            <w:tcMar>
+              <w:top w:w="70" w:type="dxa"/>
+              <w:left w:w="100" w:type="dxa"/>
+              <w:bottom w:w="70" w:type="dxa"/>
+              <w:right w:w="100" w:type="dxa"/>
+            </w:tcMar>
+          </w:tcPr>
+          <w:p>
+            <w:pPr>
+              <w:spacing w:after="40"/>
+            </w:pPr>
+            <w:r>
+              <w:rPr>
+                <w:sz w:val="17"/>
+                <w:szCs w:val="17"/>
+              </w:rPr>
+              <w:t>High</w:t>
+            </w:r>
+          </w:p>
+        </w:tc>
+        <w:tc>
+          <w:tcPr>
+            <w:tcW w:w="1000" w:type="dxa"/>
+            <w:tcBorders>
+              <w:top w:val="single" w:sz="4" w:space="0" w:color="B8B5AE"/>
+              <w:left w:val="single" w:sz="4" w:space="0" w:color="B8B5AE"/>
+              <w:bottom w:val="single" w:sz="4" w:space="0" w:color="B8B5AE"/>
+              <w:right w:val="single" w:sz="4" w:space="0" w:color="B8B5AE"/>
+            </w:tcBorders>
+            <w:shd w:val="clear" w:color="auto" w:fill="F6E7C8"/>
+            <w:tcMar>
+              <w:top w:w="70" w:type="dxa"/>
+              <w:left w:w="100" w:type="dxa"/>
+              <w:bottom w:w="70" w:type="dxa"/>
+              <w:right w:w="100" w:type="dxa"/>
+            </w:tcMar>
+          </w:tcPr>
+          <w:p>
+            <w:pPr>
+              <w:spacing w:after="40"/>
+            </w:pPr>
+            <w:r>
+              <w:rPr>
+                <w:b/>
+                <w:bCs/>
+                <w:sz w:val="17"/>
+                <w:szCs w:val="17"/>
+              </w:rPr>
               <w:t>Medium</w:t>
             </w:r>
           </w:p>
         </w:tc>
         <w:tc>
           <w:tcPr>
-            <w:tcW w:w="850" w:type="dxa"/>
-            <w:tcBorders>
-              <w:top w:val="single" w:sz="4" w:space="0" w:color="B8B5AE"/>
-              <w:left w:val="single" w:sz="4" w:space="0" w:color="B8B5AE"/>
-              <w:bottom w:val="single" w:sz="4" w:space="0" w:color="B8B5AE"/>
-              <w:right w:val="single" w:sz="4" w:space="0" w:color="B8B5AE"/>
-            </w:tcBorders>
-            <w:tcMar>
-              <w:top w:w="70" w:type="dxa"/>
-              <w:left w:w="100" w:type="dxa"/>
-              <w:bottom w:w="70" w:type="dxa"/>
-              <w:right w:w="100" w:type="dxa"/>
-            </w:tcMar>
-          </w:tcPr>
-          <w:p>
-            <w:pPr>
-              <w:spacing w:after="40"/>
-            </w:pPr>
-            <w:r>
-              <w:rPr>
-                <w:sz w:val="17"/>
-                <w:szCs w:val="17"/>
-              </w:rPr>
-              <w:t>High</w:t>
-            </w:r>
-          </w:p>
-        </w:tc>
-        <w:tc>
-          <w:tcPr>
-            <w:tcW w:w="1000" w:type="dxa"/>
-            <w:tcBorders>
-              <w:top w:val="single" w:sz="4" w:space="0" w:color="B8B5AE"/>
-              <w:left w:val="single" w:sz="4" w:space="0" w:color="B8B5AE"/>
-              <w:bottom w:val="single" w:sz="4" w:space="0" w:color="B8B5AE"/>
-              <w:right w:val="single" w:sz="4" w:space="0" w:color="B8B5AE"/>
-            </w:tcBorders>
-            <w:shd w:val="clear" w:color="auto" w:fill="F4D9D9"/>
-            <w:tcMar>
-              <w:top w:w="70" w:type="dxa"/>
-              <w:left w:w="100" w:type="dxa"/>
-              <w:bottom w:w="70" w:type="dxa"/>
-              <w:right w:w="100" w:type="dxa"/>
-            </w:tcMar>
-          </w:tcPr>
-          <w:p>
-            <w:pPr>
-              <w:spacing w:after="40"/>
-            </w:pPr>
-            <w:r>
-              <w:rPr>
-                <w:b/>
-                <w:bCs/>
-                <w:sz w:val="17"/>
-                <w:szCs w:val="17"/>
-              </w:rPr>
-              <w:t>High</w:t>
-            </w:r>
-          </w:p>
-        </w:tc>
-        <w:tc>
-          <w:tcPr>
             <w:tcW w:w="4758" w:type="dxa"/>
             <w:tcBorders>
               <w:top w:val="single" w:sz="4" w:space="0" w:color="B8B5AE"/>
@@ -1907,7 +1959,7 @@
                 <w:sz w:val="17"/>
                 <w:szCs w:val="17"/>
               </w:rPr>
-              <w:t>.env files in .</w:t>
+              <w:t xml:space="preserve">Use the </w:t>
             </w:r>
             <w:proofErr w:type="spellStart"/>
             <w:r>
@@ -1915,7 +1967,7 @@
                 <w:sz w:val="17"/>
                 <w:szCs w:val="17"/>
               </w:rPr>
-              <w:t>gitignore</w:t>
+              <w:t>Supabase</w:t>
             </w:r>
             <w:proofErr w:type="spellEnd"/>
             <w:r>
@@ -1923,7 +1975,7 @@
                 <w:sz w:val="17"/>
                 <w:szCs w:val="17"/>
               </w:rPr>
-              <w:t>; only the public anon key in the front end; GitHub secret scanning and push protection; rotate any leaked key immediately.</w:t>
+              <w:t xml:space="preserve"> client / parameterised queries only; server-side validation and database CHECK constraints (severity 0–10, fixed change values).</w:t>
             </w:r>
           </w:p>
         </w:tc>
@@ -1952,7 +2004,7 @@
                 <w:sz w:val="17"/>
                 <w:szCs w:val="17"/>
               </w:rPr>
-              <w:t>Front-End &amp; Back-End Developers, Cybersecurity</w:t>
+              <w:t>Back-End Developer, Cybersecurity</w:t>
             </w:r>
           </w:p>
         </w:tc>
@@ -1988,7 +2040,16 @@
                 <w:sz w:val="17"/>
                 <w:szCs w:val="17"/>
               </w:rPr>
-              <w:t>R8</w:t>
+              <w:t>R</w:t>
+            </w:r>
+            <w:r>
+              <w:rPr>
+                <w:b/>
+                <w:bCs/>
+                <w:sz w:val="17"/>
+                <w:szCs w:val="17"/>
+              </w:rPr>
+              <w:t>8</w:t>
             </w:r>
           </w:p>
         </w:tc>
@@ -2011,33 +2072,13 @@
           <w:p>
             <w:pPr>
               <w:spacing w:after="40"/>
-              <w:rPr>
-                <w:b/>
-                <w:bCs/>
-                <w:sz w:val="17"/>
-                <w:szCs w:val="17"/>
-              </w:rPr>
-            </w:pPr>
-            <w:r>
-              <w:rPr>
-                <w:b/>
-                <w:bCs/>
-                <w:sz w:val="17"/>
-                <w:szCs w:val="17"/>
-              </w:rPr>
-              <w:t>Security misconfiguration</w:t>
-            </w:r>
-          </w:p>
-          <w:p>
-            <w:pPr>
-              <w:spacing w:after="40"/>
-            </w:pPr>
-            <w:r>
-              <w:rPr>
-                <w:sz w:val="17"/>
-                <w:szCs w:val="17"/>
-              </w:rPr>
-              <w:t>RLS turned off on a new table, public storage bucket, default settings left on. [A02]</w:t>
+            </w:pPr>
+            <w:r>
+              <w:rPr>
+                <w:sz w:val="17"/>
+                <w:szCs w:val="17"/>
+              </w:rPr>
+              <w:t>Secrets (service-role key, database password) committed to GitHub. [A02]</w:t>
             </w:r>
           </w:p>
         </w:tc>
@@ -2156,7 +2197,7 @@
                 <w:sz w:val="17"/>
                 <w:szCs w:val="17"/>
               </w:rPr>
-              <w:t xml:space="preserve">Pre-release security checklist; RLS enabled by default; run </w:t>
+              <w:t>.env files in .</w:t>
             </w:r>
             <w:proofErr w:type="spellStart"/>
             <w:r>
@@ -2164,7 +2205,7 @@
                 <w:sz w:val="17"/>
                 <w:szCs w:val="17"/>
               </w:rPr>
-              <w:t>Supabase</w:t>
+              <w:t>gitignore</w:t>
             </w:r>
             <w:proofErr w:type="spellEnd"/>
             <w:r>
@@ -2172,7 +2213,7 @@
                 <w:sz w:val="17"/>
                 <w:szCs w:val="17"/>
               </w:rPr>
-              <w:t xml:space="preserve"> security advisor; peer review of every database change.</w:t>
+              <w:t>; only the public anon key in the front end; GitHub secret scanning and push protection; rotate any leaked key immediately.</w:t>
             </w:r>
           </w:p>
         </w:tc>
@@ -2201,7 +2242,7 @@
                 <w:sz w:val="17"/>
                 <w:szCs w:val="17"/>
               </w:rPr>
-              <w:t>Back-End Developer, Cybersecurity</w:t>
+              <w:t>Front-End &amp; Back-End Developers, Cybersecurity</w:t>
             </w:r>
           </w:p>
         </w:tc>
@@ -2237,7 +2278,16 @@
                 <w:sz w:val="17"/>
                 <w:szCs w:val="17"/>
               </w:rPr>
-              <w:t>R9</w:t>
+              <w:t>R</w:t>
+            </w:r>
+            <w:r>
+              <w:rPr>
+                <w:b/>
+                <w:bCs/>
+                <w:sz w:val="17"/>
+                <w:szCs w:val="17"/>
+              </w:rPr>
+              <w:t>9</w:t>
             </w:r>
           </w:p>
         </w:tc>
@@ -2260,13 +2310,33 @@
           <w:p>
             <w:pPr>
               <w:spacing w:after="40"/>
-            </w:pPr>
-            <w:r>
-              <w:rPr>
-                <w:sz w:val="17"/>
-                <w:szCs w:val="17"/>
-              </w:rPr>
-              <w:t>Health data intercepted in transit. [A04]</w:t>
+              <w:rPr>
+                <w:b/>
+                <w:bCs/>
+                <w:sz w:val="17"/>
+                <w:szCs w:val="17"/>
+              </w:rPr>
+            </w:pPr>
+            <w:r>
+              <w:rPr>
+                <w:b/>
+                <w:bCs/>
+                <w:sz w:val="17"/>
+                <w:szCs w:val="17"/>
+              </w:rPr>
+              <w:t>Security misconfiguration</w:t>
+            </w:r>
+          </w:p>
+          <w:p>
+            <w:pPr>
+              <w:spacing w:after="40"/>
+            </w:pPr>
+            <w:r>
+              <w:rPr>
+                <w:sz w:val="17"/>
+                <w:szCs w:val="17"/>
+              </w:rPr>
+              <w:t>RLS turned off on a new table, public storage bucket, default settings left on. [A02]</w:t>
             </w:r>
           </w:p>
         </w:tc>
@@ -2295,7 +2365,7 @@
                 <w:sz w:val="17"/>
                 <w:szCs w:val="17"/>
               </w:rPr>
-              <w:t>Low</w:t>
+              <w:t>Medium</w:t>
             </w:r>
           </w:p>
         </w:tc>
@@ -2337,26 +2407,26 @@
               <w:bottom w:val="single" w:sz="4" w:space="0" w:color="B8B5AE"/>
               <w:right w:val="single" w:sz="4" w:space="0" w:color="B8B5AE"/>
             </w:tcBorders>
-            <w:shd w:val="clear" w:color="auto" w:fill="F6E7C8"/>
-            <w:tcMar>
-              <w:top w:w="70" w:type="dxa"/>
-              <w:left w:w="100" w:type="dxa"/>
-              <w:bottom w:w="70" w:type="dxa"/>
-              <w:right w:w="100" w:type="dxa"/>
-            </w:tcMar>
-          </w:tcPr>
-          <w:p>
-            <w:pPr>
-              <w:spacing w:after="40"/>
-            </w:pPr>
-            <w:r>
-              <w:rPr>
-                <w:b/>
-                <w:bCs/>
-                <w:sz w:val="17"/>
-                <w:szCs w:val="17"/>
-              </w:rPr>
-              <w:t>Medium</w:t>
+            <w:shd w:val="clear" w:color="auto" w:fill="F4D9D9"/>
+            <w:tcMar>
+              <w:top w:w="70" w:type="dxa"/>
+              <w:left w:w="100" w:type="dxa"/>
+              <w:bottom w:w="70" w:type="dxa"/>
+              <w:right w:w="100" w:type="dxa"/>
+            </w:tcMar>
+          </w:tcPr>
+          <w:p>
+            <w:pPr>
+              <w:spacing w:after="40"/>
+            </w:pPr>
+            <w:r>
+              <w:rPr>
+                <w:b/>
+                <w:bCs/>
+                <w:sz w:val="17"/>
+                <w:szCs w:val="17"/>
+              </w:rPr>
+              <w:t>High</w:t>
             </w:r>
           </w:p>
         </w:tc>
@@ -2385,7 +2455,23 @@
                 <w:sz w:val="17"/>
                 <w:szCs w:val="17"/>
               </w:rPr>
-              <w:t>HTTPS only (TLS from hosting provider); HSTS; no plain-HTTP API calls.</w:t>
+              <w:t xml:space="preserve">Pre-release security checklist; RLS enabled by default; run </w:t>
+            </w:r>
+            <w:proofErr w:type="spellStart"/>
+            <w:r>
+              <w:rPr>
+                <w:sz w:val="17"/>
+                <w:szCs w:val="17"/>
+              </w:rPr>
+              <w:t>Supabase</w:t>
+            </w:r>
+            <w:proofErr w:type="spellEnd"/>
+            <w:r>
+              <w:rPr>
+                <w:sz w:val="17"/>
+                <w:szCs w:val="17"/>
+              </w:rPr>
+              <w:t xml:space="preserve"> security advisor; peer review of every database change.</w:t>
             </w:r>
           </w:p>
         </w:tc>
@@ -2414,7 +2500,7 @@
                 <w:sz w:val="17"/>
                 <w:szCs w:val="17"/>
               </w:rPr>
-              <w:t>Front-End Developer, Cybersecurity</w:t>
+              <w:t>Back-End Developer, Cybersecurity</w:t>
             </w:r>
           </w:p>
         </w:tc>
@@ -2450,7 +2536,16 @@
                 <w:sz w:val="17"/>
                 <w:szCs w:val="17"/>
               </w:rPr>
-              <w:t>R10</w:t>
+              <w:t>R</w:t>
+            </w:r>
+            <w:r>
+              <w:rPr>
+                <w:b/>
+                <w:bCs/>
+                <w:sz w:val="17"/>
+                <w:szCs w:val="17"/>
+              </w:rPr>
+              <w:t>10</w:t>
             </w:r>
           </w:p>
         </w:tc>
@@ -2479,7 +2574,7 @@
                 <w:sz w:val="17"/>
                 <w:szCs w:val="17"/>
               </w:rPr>
-              <w:t>Real patient data used in development, testing or the demo video.</w:t>
+              <w:t>Health data intercepted in transit. [A04]</w:t>
             </w:r>
           </w:p>
         </w:tc>
@@ -2598,7 +2693,7 @@
                 <w:sz w:val="17"/>
                 <w:szCs w:val="17"/>
               </w:rPr>
-              <w:t>Fictional seed data and personas only; check every screenshot and recording before sharing; added to the Definition of Done.</w:t>
+              <w:t>HTTPS only (TLS from hosting provider); HSTS; no plain-HTTP API calls.</w:t>
             </w:r>
           </w:p>
         </w:tc>
@@ -2627,7 +2722,7 @@
                 <w:sz w:val="17"/>
                 <w:szCs w:val="17"/>
               </w:rPr>
-              <w:t>Project Manager (whole team)</w:t>
+              <w:t>Front-End Developer, Cybersecurity</w:t>
             </w:r>
           </w:p>
         </w:tc>
@@ -2663,7 +2758,16 @@
                 <w:sz w:val="17"/>
                 <w:szCs w:val="17"/>
               </w:rPr>
-              <w:t>R11</w:t>
+              <w:t>R1</w:t>
+            </w:r>
+            <w:r>
+              <w:rPr>
+                <w:b/>
+                <w:bCs/>
+                <w:sz w:val="17"/>
+                <w:szCs w:val="17"/>
+              </w:rPr>
+              <w:t>1</w:t>
             </w:r>
           </w:p>
         </w:tc>
@@ -2686,33 +2790,13 @@
           <w:p>
             <w:pPr>
               <w:spacing w:after="40"/>
-              <w:rPr>
-                <w:b/>
-                <w:bCs/>
-                <w:sz w:val="17"/>
-                <w:szCs w:val="17"/>
-              </w:rPr>
-            </w:pPr>
-            <w:r>
-              <w:rPr>
-                <w:b/>
-                <w:bCs/>
-                <w:sz w:val="17"/>
-                <w:szCs w:val="17"/>
-              </w:rPr>
-              <w:t xml:space="preserve">UK GDPR non-compliance  </w:t>
-            </w:r>
-          </w:p>
-          <w:p>
-            <w:pPr>
-              <w:spacing w:after="40"/>
-            </w:pPr>
-            <w:r>
-              <w:rPr>
-                <w:sz w:val="17"/>
-                <w:szCs w:val="17"/>
-              </w:rPr>
-              <w:t>health data is special category data and needs a lawful basis, an Article 9 condition and documented risk assessment.</w:t>
+            </w:pPr>
+            <w:r>
+              <w:rPr>
+                <w:sz w:val="17"/>
+                <w:szCs w:val="17"/>
+              </w:rPr>
+              <w:t>Real patient data used in development, testing or the demo video.</w:t>
             </w:r>
           </w:p>
         </w:tc>
@@ -2741,73 +2825,73 @@
                 <w:sz w:val="17"/>
                 <w:szCs w:val="17"/>
               </w:rPr>
+              <w:t>Low</w:t>
+            </w:r>
+          </w:p>
+        </w:tc>
+        <w:tc>
+          <w:tcPr>
+            <w:tcW w:w="850" w:type="dxa"/>
+            <w:tcBorders>
+              <w:top w:val="single" w:sz="4" w:space="0" w:color="B8B5AE"/>
+              <w:left w:val="single" w:sz="4" w:space="0" w:color="B8B5AE"/>
+              <w:bottom w:val="single" w:sz="4" w:space="0" w:color="B8B5AE"/>
+              <w:right w:val="single" w:sz="4" w:space="0" w:color="B8B5AE"/>
+            </w:tcBorders>
+            <w:tcMar>
+              <w:top w:w="70" w:type="dxa"/>
+              <w:left w:w="100" w:type="dxa"/>
+              <w:bottom w:w="70" w:type="dxa"/>
+              <w:right w:w="100" w:type="dxa"/>
+            </w:tcMar>
+          </w:tcPr>
+          <w:p>
+            <w:pPr>
+              <w:spacing w:after="40"/>
+            </w:pPr>
+            <w:r>
+              <w:rPr>
+                <w:sz w:val="17"/>
+                <w:szCs w:val="17"/>
+              </w:rPr>
+              <w:t>High</w:t>
+            </w:r>
+          </w:p>
+        </w:tc>
+        <w:tc>
+          <w:tcPr>
+            <w:tcW w:w="1000" w:type="dxa"/>
+            <w:tcBorders>
+              <w:top w:val="single" w:sz="4" w:space="0" w:color="B8B5AE"/>
+              <w:left w:val="single" w:sz="4" w:space="0" w:color="B8B5AE"/>
+              <w:bottom w:val="single" w:sz="4" w:space="0" w:color="B8B5AE"/>
+              <w:right w:val="single" w:sz="4" w:space="0" w:color="B8B5AE"/>
+            </w:tcBorders>
+            <w:shd w:val="clear" w:color="auto" w:fill="F6E7C8"/>
+            <w:tcMar>
+              <w:top w:w="70" w:type="dxa"/>
+              <w:left w:w="100" w:type="dxa"/>
+              <w:bottom w:w="70" w:type="dxa"/>
+              <w:right w:w="100" w:type="dxa"/>
+            </w:tcMar>
+          </w:tcPr>
+          <w:p>
+            <w:pPr>
+              <w:spacing w:after="40"/>
+            </w:pPr>
+            <w:r>
+              <w:rPr>
+                <w:b/>
+                <w:bCs/>
+                <w:sz w:val="17"/>
+                <w:szCs w:val="17"/>
+              </w:rPr>
               <w:t>Medium</w:t>
             </w:r>
           </w:p>
         </w:tc>
         <w:tc>
           <w:tcPr>
-            <w:tcW w:w="850" w:type="dxa"/>
-            <w:tcBorders>
-              <w:top w:val="single" w:sz="4" w:space="0" w:color="B8B5AE"/>
-              <w:left w:val="single" w:sz="4" w:space="0" w:color="B8B5AE"/>
-              <w:bottom w:val="single" w:sz="4" w:space="0" w:color="B8B5AE"/>
-              <w:right w:val="single" w:sz="4" w:space="0" w:color="B8B5AE"/>
-            </w:tcBorders>
-            <w:tcMar>
-              <w:top w:w="70" w:type="dxa"/>
-              <w:left w:w="100" w:type="dxa"/>
-              <w:bottom w:w="70" w:type="dxa"/>
-              <w:right w:w="100" w:type="dxa"/>
-            </w:tcMar>
-          </w:tcPr>
-          <w:p>
-            <w:pPr>
-              <w:spacing w:after="40"/>
-            </w:pPr>
-            <w:r>
-              <w:rPr>
-                <w:sz w:val="17"/>
-                <w:szCs w:val="17"/>
-              </w:rPr>
-              <w:t>High</w:t>
-            </w:r>
-          </w:p>
-        </w:tc>
-        <w:tc>
-          <w:tcPr>
-            <w:tcW w:w="1000" w:type="dxa"/>
-            <w:tcBorders>
-              <w:top w:val="single" w:sz="4" w:space="0" w:color="B8B5AE"/>
-              <w:left w:val="single" w:sz="4" w:space="0" w:color="B8B5AE"/>
-              <w:bottom w:val="single" w:sz="4" w:space="0" w:color="B8B5AE"/>
-              <w:right w:val="single" w:sz="4" w:space="0" w:color="B8B5AE"/>
-            </w:tcBorders>
-            <w:shd w:val="clear" w:color="auto" w:fill="F4D9D9"/>
-            <w:tcMar>
-              <w:top w:w="70" w:type="dxa"/>
-              <w:left w:w="100" w:type="dxa"/>
-              <w:bottom w:w="70" w:type="dxa"/>
-              <w:right w:w="100" w:type="dxa"/>
-            </w:tcMar>
-          </w:tcPr>
-          <w:p>
-            <w:pPr>
-              <w:spacing w:after="40"/>
-            </w:pPr>
-            <w:r>
-              <w:rPr>
-                <w:b/>
-                <w:bCs/>
-                <w:sz w:val="17"/>
-                <w:szCs w:val="17"/>
-              </w:rPr>
-              <w:t>High</w:t>
-            </w:r>
-          </w:p>
-        </w:tc>
-        <w:tc>
-          <w:tcPr>
             <w:tcW w:w="4758" w:type="dxa"/>
             <w:tcBorders>
               <w:top w:val="single" w:sz="4" w:space="0" w:color="B8B5AE"/>
@@ -2831,7 +2915,7 @@
                 <w:sz w:val="17"/>
                 <w:szCs w:val="17"/>
               </w:rPr>
-              <w:t>Separate explicit consent; plain-language privacy notice; data minimisation (no NHS number in prototype); delete-my-data; short DPIA-style assessment in Log 2.</w:t>
+              <w:t>Fictional seed data and personas only; check every screenshot and recording before sharing; added to the Definition of Done.</w:t>
             </w:r>
           </w:p>
         </w:tc>
@@ -2860,7 +2944,7 @@
                 <w:sz w:val="17"/>
                 <w:szCs w:val="17"/>
               </w:rPr>
-              <w:t>Cybersecurity</w:t>
+              <w:t>Project Manager (whole team)</w:t>
             </w:r>
           </w:p>
         </w:tc>
@@ -2896,7 +2980,16 @@
                 <w:sz w:val="17"/>
                 <w:szCs w:val="17"/>
               </w:rPr>
-              <w:t>R12</w:t>
+              <w:t>R1</w:t>
+            </w:r>
+            <w:r>
+              <w:rPr>
+                <w:b/>
+                <w:bCs/>
+                <w:sz w:val="17"/>
+                <w:szCs w:val="17"/>
+              </w:rPr>
+              <w:t>2</w:t>
             </w:r>
           </w:p>
         </w:tc>
@@ -2933,33 +3026,19 @@
                 <w:sz w:val="17"/>
                 <w:szCs w:val="17"/>
               </w:rPr>
-              <w:t xml:space="preserve">Patient safety </w:t>
-            </w:r>
-          </w:p>
-          <w:p>
-            <w:pPr>
-              <w:spacing w:after="40"/>
-            </w:pPr>
-            <w:r>
-              <w:rPr>
-                <w:sz w:val="17"/>
-                <w:szCs w:val="17"/>
-              </w:rPr>
-              <w:t>a patient waits for the appointment instead of seeking urgent help</w:t>
-            </w:r>
-            <w:r>
-              <w:rPr>
-                <w:sz w:val="17"/>
-                <w:szCs w:val="17"/>
-              </w:rPr>
-              <w:t xml:space="preserve"> </w:t>
-            </w:r>
-            <w:r>
-              <w:rPr>
-                <w:sz w:val="17"/>
-                <w:szCs w:val="17"/>
-              </w:rPr>
-              <w:t>or treats the app as a diagnosis. [A06 Insecure design]</w:t>
+              <w:t xml:space="preserve">UK GDPR non-compliance  </w:t>
+            </w:r>
+          </w:p>
+          <w:p>
+            <w:pPr>
+              <w:spacing w:after="40"/>
+            </w:pPr>
+            <w:r>
+              <w:rPr>
+                <w:sz w:val="17"/>
+                <w:szCs w:val="17"/>
+              </w:rPr>
+              <w:t>health data is special category data and needs a lawful basis, an Article 9 condition and documented risk assessment.</w:t>
             </w:r>
           </w:p>
         </w:tc>
@@ -3078,7 +3157,7 @@
                 <w:sz w:val="17"/>
                 <w:szCs w:val="17"/>
               </w:rPr>
-              <w:t>Permanent 999/111 panel; urgent-help warning; app never diagnoses or auto-prioritises (GP decides); wording tested with users.</w:t>
+              <w:t>Separate explicit consent; plain-language privacy notice; data minimisation (no NHS number in prototype); delete-my-data; short DPIA-style assessment in Log 2.</w:t>
             </w:r>
           </w:p>
         </w:tc>
@@ -3107,14 +3186,7 @@
                 <w:sz w:val="17"/>
                 <w:szCs w:val="17"/>
               </w:rPr>
-              <w:t>UX/UI Designer, Cybersecurit</w:t>
-            </w:r>
-            <w:r>
-              <w:rPr>
-                <w:sz w:val="17"/>
-                <w:szCs w:val="17"/>
-              </w:rPr>
-              <w:t>y</w:t>
+              <w:t>Cybersecurity</w:t>
             </w:r>
           </w:p>
         </w:tc>
@@ -3142,6 +3214,12 @@
           <w:p>
             <w:pPr>
               <w:spacing w:after="40"/>
+              <w:rPr>
+                <w:b/>
+                <w:bCs/>
+                <w:sz w:val="17"/>
+                <w:szCs w:val="17"/>
+              </w:rPr>
             </w:pPr>
             <w:r>
               <w:rPr>
@@ -3173,27 +3251,46 @@
           <w:p>
             <w:pPr>
               <w:spacing w:after="40"/>
-            </w:pPr>
-            <w:r>
-              <w:rPr>
-                <w:sz w:val="17"/>
-                <w:szCs w:val="17"/>
-              </w:rPr>
-              <w:t>Shared or unattended device</w:t>
-            </w:r>
-            <w:r>
-              <w:rPr>
-                <w:sz w:val="17"/>
-                <w:szCs w:val="17"/>
-              </w:rPr>
-              <w:t xml:space="preserve"> </w:t>
-            </w:r>
-            <w:r>
-              <w:rPr>
-                <w:sz w:val="17"/>
-                <w:szCs w:val="17"/>
-              </w:rPr>
-              <w:t>someone else sees the patient's logs.</w:t>
+              <w:rPr>
+                <w:b/>
+                <w:bCs/>
+                <w:sz w:val="17"/>
+                <w:szCs w:val="17"/>
+              </w:rPr>
+            </w:pPr>
+            <w:r>
+              <w:rPr>
+                <w:b/>
+                <w:bCs/>
+                <w:sz w:val="17"/>
+                <w:szCs w:val="17"/>
+              </w:rPr>
+              <w:t>Data breach</w:t>
+            </w:r>
+          </w:p>
+          <w:p>
+            <w:pPr>
+              <w:spacing w:after="40"/>
+              <w:rPr>
+                <w:b/>
+                <w:bCs/>
+                <w:sz w:val="17"/>
+                <w:szCs w:val="17"/>
+              </w:rPr>
+            </w:pPr>
+            <w:r>
+              <w:rPr>
+                <w:sz w:val="17"/>
+                <w:szCs w:val="17"/>
+              </w:rPr>
+              <w:t>Data breach occurs and no plan of what to do</w:t>
+            </w:r>
+            <w:r>
+              <w:rPr>
+                <w:sz w:val="17"/>
+                <w:szCs w:val="17"/>
+              </w:rPr>
+              <w:t xml:space="preserve"> [A09]</w:t>
             </w:r>
           </w:p>
         </w:tc>
@@ -3216,9 +3313,84 @@
           <w:p>
             <w:pPr>
               <w:spacing w:after="40"/>
-            </w:pPr>
-            <w:r>
-              <w:rPr>
+              <w:rPr>
+                <w:sz w:val="17"/>
+                <w:szCs w:val="17"/>
+              </w:rPr>
+            </w:pPr>
+            <w:r>
+              <w:rPr>
+                <w:sz w:val="17"/>
+                <w:szCs w:val="17"/>
+              </w:rPr>
+              <w:t>Low</w:t>
+            </w:r>
+          </w:p>
+        </w:tc>
+        <w:tc>
+          <w:tcPr>
+            <w:tcW w:w="850" w:type="dxa"/>
+            <w:tcBorders>
+              <w:top w:val="single" w:sz="4" w:space="0" w:color="B8B5AE"/>
+              <w:left w:val="single" w:sz="4" w:space="0" w:color="B8B5AE"/>
+              <w:bottom w:val="single" w:sz="4" w:space="0" w:color="B8B5AE"/>
+              <w:right w:val="single" w:sz="4" w:space="0" w:color="B8B5AE"/>
+            </w:tcBorders>
+            <w:tcMar>
+              <w:top w:w="70" w:type="dxa"/>
+              <w:left w:w="100" w:type="dxa"/>
+              <w:bottom w:w="70" w:type="dxa"/>
+              <w:right w:w="100" w:type="dxa"/>
+            </w:tcMar>
+          </w:tcPr>
+          <w:p>
+            <w:pPr>
+              <w:spacing w:after="40"/>
+              <w:rPr>
+                <w:sz w:val="17"/>
+                <w:szCs w:val="17"/>
+              </w:rPr>
+            </w:pPr>
+            <w:r>
+              <w:rPr>
+                <w:sz w:val="17"/>
+                <w:szCs w:val="17"/>
+              </w:rPr>
+              <w:t>High</w:t>
+            </w:r>
+          </w:p>
+        </w:tc>
+        <w:tc>
+          <w:tcPr>
+            <w:tcW w:w="1000" w:type="dxa"/>
+            <w:tcBorders>
+              <w:top w:val="single" w:sz="4" w:space="0" w:color="B8B5AE"/>
+              <w:left w:val="single" w:sz="4" w:space="0" w:color="B8B5AE"/>
+              <w:bottom w:val="single" w:sz="4" w:space="0" w:color="B8B5AE"/>
+              <w:right w:val="single" w:sz="4" w:space="0" w:color="B8B5AE"/>
+            </w:tcBorders>
+            <w:shd w:val="clear" w:color="auto" w:fill="F4D9D9"/>
+            <w:tcMar>
+              <w:top w:w="70" w:type="dxa"/>
+              <w:left w:w="100" w:type="dxa"/>
+              <w:bottom w:w="70" w:type="dxa"/>
+              <w:right w:w="100" w:type="dxa"/>
+            </w:tcMar>
+          </w:tcPr>
+          <w:p>
+            <w:pPr>
+              <w:spacing w:after="40"/>
+              <w:rPr>
+                <w:b/>
+                <w:bCs/>
+                <w:sz w:val="17"/>
+                <w:szCs w:val="17"/>
+              </w:rPr>
+            </w:pPr>
+            <w:r>
+              <w:rPr>
+                <w:b/>
+                <w:bCs/>
                 <w:sz w:val="17"/>
                 <w:szCs w:val="17"/>
               </w:rPr>
@@ -3228,67 +3400,6 @@
         </w:tc>
         <w:tc>
           <w:tcPr>
-            <w:tcW w:w="850" w:type="dxa"/>
-            <w:tcBorders>
-              <w:top w:val="single" w:sz="4" w:space="0" w:color="B8B5AE"/>
-              <w:left w:val="single" w:sz="4" w:space="0" w:color="B8B5AE"/>
-              <w:bottom w:val="single" w:sz="4" w:space="0" w:color="B8B5AE"/>
-              <w:right w:val="single" w:sz="4" w:space="0" w:color="B8B5AE"/>
-            </w:tcBorders>
-            <w:tcMar>
-              <w:top w:w="70" w:type="dxa"/>
-              <w:left w:w="100" w:type="dxa"/>
-              <w:bottom w:w="70" w:type="dxa"/>
-              <w:right w:w="100" w:type="dxa"/>
-            </w:tcMar>
-          </w:tcPr>
-          <w:p>
-            <w:pPr>
-              <w:spacing w:after="40"/>
-            </w:pPr>
-            <w:r>
-              <w:rPr>
-                <w:sz w:val="17"/>
-                <w:szCs w:val="17"/>
-              </w:rPr>
-              <w:t>Medium</w:t>
-            </w:r>
-          </w:p>
-        </w:tc>
-        <w:tc>
-          <w:tcPr>
-            <w:tcW w:w="1000" w:type="dxa"/>
-            <w:tcBorders>
-              <w:top w:val="single" w:sz="4" w:space="0" w:color="B8B5AE"/>
-              <w:left w:val="single" w:sz="4" w:space="0" w:color="B8B5AE"/>
-              <w:bottom w:val="single" w:sz="4" w:space="0" w:color="B8B5AE"/>
-              <w:right w:val="single" w:sz="4" w:space="0" w:color="B8B5AE"/>
-            </w:tcBorders>
-            <w:shd w:val="clear" w:color="auto" w:fill="F6E7C8"/>
-            <w:tcMar>
-              <w:top w:w="70" w:type="dxa"/>
-              <w:left w:w="100" w:type="dxa"/>
-              <w:bottom w:w="70" w:type="dxa"/>
-              <w:right w:w="100" w:type="dxa"/>
-            </w:tcMar>
-          </w:tcPr>
-          <w:p>
-            <w:pPr>
-              <w:spacing w:after="40"/>
-            </w:pPr>
-            <w:r>
-              <w:rPr>
-                <w:b/>
-                <w:bCs/>
-                <w:sz w:val="17"/>
-                <w:szCs w:val="17"/>
-              </w:rPr>
-              <w:t>Medium</w:t>
-            </w:r>
-          </w:p>
-        </w:tc>
-        <w:tc>
-          <w:tcPr>
             <w:tcW w:w="4758" w:type="dxa"/>
             <w:tcBorders>
               <w:top w:val="single" w:sz="4" w:space="0" w:color="B8B5AE"/>
@@ -3306,29 +3417,17 @@
           <w:p>
             <w:pPr>
               <w:spacing w:after="40"/>
-            </w:pPr>
-            <w:r>
-              <w:rPr>
-                <w:sz w:val="17"/>
-                <w:szCs w:val="17"/>
-              </w:rPr>
-              <w:t xml:space="preserve">Auto log-out after inactivity; clear log-out button; no health data cached in </w:t>
-            </w:r>
-            <w:proofErr w:type="spellStart"/>
-            <w:r>
-              <w:rPr>
-                <w:sz w:val="17"/>
-                <w:szCs w:val="17"/>
-              </w:rPr>
-              <w:t>localStorage</w:t>
-            </w:r>
-            <w:proofErr w:type="spellEnd"/>
-            <w:r>
-              <w:rPr>
-                <w:sz w:val="17"/>
-                <w:szCs w:val="17"/>
-              </w:rPr>
-              <w:t>; optional PIN as future work.</w:t>
+              <w:rPr>
+                <w:sz w:val="17"/>
+                <w:szCs w:val="17"/>
+              </w:rPr>
+            </w:pPr>
+            <w:r>
+              <w:rPr>
+                <w:sz w:val="17"/>
+                <w:szCs w:val="17"/>
+              </w:rPr>
+              <w:t>An incident plan needs to be made, if a data breach occurs people need to know specifically what to do including reporting to the ICO within 72 hours.</w:t>
             </w:r>
           </w:p>
         </w:tc>
@@ -3351,13 +3450,33 @@
           <w:p>
             <w:pPr>
               <w:spacing w:after="40"/>
-            </w:pPr>
-            <w:r>
-              <w:rPr>
-                <w:sz w:val="17"/>
-                <w:szCs w:val="17"/>
-              </w:rPr>
-              <w:t>Front-End Developer, UX/UI Designer</w:t>
+              <w:rPr>
+                <w:sz w:val="17"/>
+                <w:szCs w:val="17"/>
+              </w:rPr>
+            </w:pPr>
+            <w:r>
+              <w:rPr>
+                <w:sz w:val="17"/>
+                <w:szCs w:val="17"/>
+              </w:rPr>
+              <w:t>Project manager,</w:t>
+            </w:r>
+          </w:p>
+          <w:p>
+            <w:pPr>
+              <w:spacing w:after="40"/>
+              <w:rPr>
+                <w:sz w:val="17"/>
+                <w:szCs w:val="17"/>
+              </w:rPr>
+            </w:pPr>
+            <w:r>
+              <w:rPr>
+                <w:sz w:val="17"/>
+                <w:szCs w:val="17"/>
+              </w:rPr>
+              <w:t>Cybersecurity</w:t>
             </w:r>
           </w:p>
         </w:tc>
@@ -3393,7 +3512,16 @@
                 <w:sz w:val="17"/>
                 <w:szCs w:val="17"/>
               </w:rPr>
-              <w:t>R14</w:t>
+              <w:t>R1</w:t>
+            </w:r>
+            <w:r>
+              <w:rPr>
+                <w:b/>
+                <w:bCs/>
+                <w:sz w:val="17"/>
+                <w:szCs w:val="17"/>
+              </w:rPr>
+              <w:t>4</w:t>
             </w:r>
           </w:p>
         </w:tc>
@@ -3416,29 +3544,47 @@
           <w:p>
             <w:pPr>
               <w:spacing w:after="40"/>
-            </w:pPr>
-            <w:r>
-              <w:rPr>
-                <w:sz w:val="17"/>
-                <w:szCs w:val="17"/>
-              </w:rPr>
-              <w:t>Records or timestamps altered and misuse not detected (</w:t>
-            </w:r>
-            <w:r>
-              <w:rPr>
-                <w:b/>
-                <w:bCs/>
-                <w:sz w:val="17"/>
-                <w:szCs w:val="17"/>
-              </w:rPr>
-              <w:t>no audit trail</w:t>
-            </w:r>
-            <w:r>
-              <w:rPr>
-                <w:sz w:val="17"/>
-                <w:szCs w:val="17"/>
-              </w:rPr>
-              <w:t>). [A08, A09]</w:t>
+              <w:rPr>
+                <w:b/>
+                <w:bCs/>
+                <w:sz w:val="17"/>
+                <w:szCs w:val="17"/>
+              </w:rPr>
+            </w:pPr>
+            <w:r>
+              <w:rPr>
+                <w:b/>
+                <w:bCs/>
+                <w:sz w:val="17"/>
+                <w:szCs w:val="17"/>
+              </w:rPr>
+              <w:t xml:space="preserve">Patient safety </w:t>
+            </w:r>
+          </w:p>
+          <w:p>
+            <w:pPr>
+              <w:spacing w:after="40"/>
+            </w:pPr>
+            <w:r>
+              <w:rPr>
+                <w:sz w:val="17"/>
+                <w:szCs w:val="17"/>
+              </w:rPr>
+              <w:t>a patient waits for the appointment instead of seeking urgent help</w:t>
+            </w:r>
+            <w:r>
+              <w:rPr>
+                <w:sz w:val="17"/>
+                <w:szCs w:val="17"/>
+              </w:rPr>
+              <w:t xml:space="preserve"> </w:t>
+            </w:r>
+            <w:r>
+              <w:rPr>
+                <w:sz w:val="17"/>
+                <w:szCs w:val="17"/>
+              </w:rPr>
+              <w:t>or treats the app as a diagnosis. [A06 Insecure design]</w:t>
             </w:r>
           </w:p>
         </w:tc>
@@ -3496,7 +3642,7 @@
                 <w:sz w:val="17"/>
                 <w:szCs w:val="17"/>
               </w:rPr>
-              <w:t>Medium</w:t>
+              <w:t>High</w:t>
             </w:r>
           </w:p>
         </w:tc>
@@ -3509,26 +3655,26 @@
               <w:bottom w:val="single" w:sz="4" w:space="0" w:color="B8B5AE"/>
               <w:right w:val="single" w:sz="4" w:space="0" w:color="B8B5AE"/>
             </w:tcBorders>
-            <w:shd w:val="clear" w:color="auto" w:fill="F6E7C8"/>
-            <w:tcMar>
-              <w:top w:w="70" w:type="dxa"/>
-              <w:left w:w="100" w:type="dxa"/>
-              <w:bottom w:w="70" w:type="dxa"/>
-              <w:right w:w="100" w:type="dxa"/>
-            </w:tcMar>
-          </w:tcPr>
-          <w:p>
-            <w:pPr>
-              <w:spacing w:after="40"/>
-            </w:pPr>
-            <w:r>
-              <w:rPr>
-                <w:b/>
-                <w:bCs/>
-                <w:sz w:val="17"/>
-                <w:szCs w:val="17"/>
-              </w:rPr>
-              <w:t>Medium</w:t>
+            <w:shd w:val="clear" w:color="auto" w:fill="F4D9D9"/>
+            <w:tcMar>
+              <w:top w:w="70" w:type="dxa"/>
+              <w:left w:w="100" w:type="dxa"/>
+              <w:bottom w:w="70" w:type="dxa"/>
+              <w:right w:w="100" w:type="dxa"/>
+            </w:tcMar>
+          </w:tcPr>
+          <w:p>
+            <w:pPr>
+              <w:spacing w:after="40"/>
+            </w:pPr>
+            <w:r>
+              <w:rPr>
+                <w:b/>
+                <w:bCs/>
+                <w:sz w:val="17"/>
+                <w:szCs w:val="17"/>
+              </w:rPr>
+              <w:t>High</w:t>
             </w:r>
           </w:p>
         </w:tc>
@@ -3557,23 +3703,7 @@
                 <w:sz w:val="17"/>
                 <w:szCs w:val="17"/>
               </w:rPr>
-              <w:t xml:space="preserve">Server-generated timestamps; patient edits only within 1 hour with history kept; </w:t>
-            </w:r>
-            <w:proofErr w:type="spellStart"/>
-            <w:r>
-              <w:rPr>
-                <w:sz w:val="17"/>
-                <w:szCs w:val="17"/>
-              </w:rPr>
-              <w:t>audit_log</w:t>
-            </w:r>
-            <w:proofErr w:type="spellEnd"/>
-            <w:r>
-              <w:rPr>
-                <w:sz w:val="17"/>
-                <w:szCs w:val="17"/>
-              </w:rPr>
-              <w:t xml:space="preserve"> written by database trigger; audit reviewed during testing.</w:t>
+              <w:t>Permanent 999/111 panel; urgent-help warning; app never diagnoses or auto-prioritises (GP decides); wording tested with users.</w:t>
             </w:r>
           </w:p>
         </w:tc>
@@ -3602,7 +3732,14 @@
                 <w:sz w:val="17"/>
                 <w:szCs w:val="17"/>
               </w:rPr>
-              <w:t>Back-End Developer, Cybersecurity</w:t>
+              <w:t>UX/UI Designer, Cybersecurit</w:t>
+            </w:r>
+            <w:r>
+              <w:rPr>
+                <w:sz w:val="17"/>
+                <w:szCs w:val="17"/>
+              </w:rPr>
+              <w:t>y</w:t>
             </w:r>
           </w:p>
         </w:tc>
@@ -3638,7 +3775,16 @@
                 <w:sz w:val="17"/>
                 <w:szCs w:val="17"/>
               </w:rPr>
-              <w:t>R15</w:t>
+              <w:t>R1</w:t>
+            </w:r>
+            <w:r>
+              <w:rPr>
+                <w:b/>
+                <w:bCs/>
+                <w:sz w:val="17"/>
+                <w:szCs w:val="17"/>
+              </w:rPr>
+              <w:t>5</w:t>
             </w:r>
           </w:p>
         </w:tc>
@@ -3667,7 +3813,140 @@
                 <w:sz w:val="17"/>
                 <w:szCs w:val="17"/>
               </w:rPr>
-              <w:t xml:space="preserve">Vulnerable or malicious </w:t>
+              <w:t>Shared or unattended device</w:t>
+            </w:r>
+            <w:r>
+              <w:rPr>
+                <w:sz w:val="17"/>
+                <w:szCs w:val="17"/>
+              </w:rPr>
+              <w:t xml:space="preserve"> </w:t>
+            </w:r>
+            <w:r>
+              <w:rPr>
+                <w:sz w:val="17"/>
+                <w:szCs w:val="17"/>
+              </w:rPr>
+              <w:t>someone else sees the patient's logs.</w:t>
+            </w:r>
+          </w:p>
+        </w:tc>
+        <w:tc>
+          <w:tcPr>
+            <w:tcW w:w="1150" w:type="dxa"/>
+            <w:tcBorders>
+              <w:top w:val="single" w:sz="4" w:space="0" w:color="B8B5AE"/>
+              <w:left w:val="single" w:sz="4" w:space="0" w:color="B8B5AE"/>
+              <w:bottom w:val="single" w:sz="4" w:space="0" w:color="B8B5AE"/>
+              <w:right w:val="single" w:sz="4" w:space="0" w:color="B8B5AE"/>
+            </w:tcBorders>
+            <w:tcMar>
+              <w:top w:w="70" w:type="dxa"/>
+              <w:left w:w="100" w:type="dxa"/>
+              <w:bottom w:w="70" w:type="dxa"/>
+              <w:right w:w="100" w:type="dxa"/>
+            </w:tcMar>
+          </w:tcPr>
+          <w:p>
+            <w:pPr>
+              <w:spacing w:after="40"/>
+            </w:pPr>
+            <w:r>
+              <w:rPr>
+                <w:sz w:val="17"/>
+                <w:szCs w:val="17"/>
+              </w:rPr>
+              <w:t>Medium</w:t>
+            </w:r>
+          </w:p>
+        </w:tc>
+        <w:tc>
+          <w:tcPr>
+            <w:tcW w:w="850" w:type="dxa"/>
+            <w:tcBorders>
+              <w:top w:val="single" w:sz="4" w:space="0" w:color="B8B5AE"/>
+              <w:left w:val="single" w:sz="4" w:space="0" w:color="B8B5AE"/>
+              <w:bottom w:val="single" w:sz="4" w:space="0" w:color="B8B5AE"/>
+              <w:right w:val="single" w:sz="4" w:space="0" w:color="B8B5AE"/>
+            </w:tcBorders>
+            <w:tcMar>
+              <w:top w:w="70" w:type="dxa"/>
+              <w:left w:w="100" w:type="dxa"/>
+              <w:bottom w:w="70" w:type="dxa"/>
+              <w:right w:w="100" w:type="dxa"/>
+            </w:tcMar>
+          </w:tcPr>
+          <w:p>
+            <w:pPr>
+              <w:spacing w:after="40"/>
+            </w:pPr>
+            <w:r>
+              <w:rPr>
+                <w:sz w:val="17"/>
+                <w:szCs w:val="17"/>
+              </w:rPr>
+              <w:t>Medium</w:t>
+            </w:r>
+          </w:p>
+        </w:tc>
+        <w:tc>
+          <w:tcPr>
+            <w:tcW w:w="1000" w:type="dxa"/>
+            <w:tcBorders>
+              <w:top w:val="single" w:sz="4" w:space="0" w:color="B8B5AE"/>
+              <w:left w:val="single" w:sz="4" w:space="0" w:color="B8B5AE"/>
+              <w:bottom w:val="single" w:sz="4" w:space="0" w:color="B8B5AE"/>
+              <w:right w:val="single" w:sz="4" w:space="0" w:color="B8B5AE"/>
+            </w:tcBorders>
+            <w:shd w:val="clear" w:color="auto" w:fill="F6E7C8"/>
+            <w:tcMar>
+              <w:top w:w="70" w:type="dxa"/>
+              <w:left w:w="100" w:type="dxa"/>
+              <w:bottom w:w="70" w:type="dxa"/>
+              <w:right w:w="100" w:type="dxa"/>
+            </w:tcMar>
+          </w:tcPr>
+          <w:p>
+            <w:pPr>
+              <w:spacing w:after="40"/>
+            </w:pPr>
+            <w:r>
+              <w:rPr>
+                <w:b/>
+                <w:bCs/>
+                <w:sz w:val="17"/>
+                <w:szCs w:val="17"/>
+              </w:rPr>
+              <w:t>Medium</w:t>
+            </w:r>
+          </w:p>
+        </w:tc>
+        <w:tc>
+          <w:tcPr>
+            <w:tcW w:w="4758" w:type="dxa"/>
+            <w:tcBorders>
+              <w:top w:val="single" w:sz="4" w:space="0" w:color="B8B5AE"/>
+              <w:left w:val="single" w:sz="4" w:space="0" w:color="B8B5AE"/>
+              <w:bottom w:val="single" w:sz="4" w:space="0" w:color="B8B5AE"/>
+              <w:right w:val="single" w:sz="4" w:space="0" w:color="B8B5AE"/>
+            </w:tcBorders>
+            <w:tcMar>
+              <w:top w:w="70" w:type="dxa"/>
+              <w:left w:w="100" w:type="dxa"/>
+              <w:bottom w:w="70" w:type="dxa"/>
+              <w:right w:w="100" w:type="dxa"/>
+            </w:tcMar>
+          </w:tcPr>
+          <w:p>
+            <w:pPr>
+              <w:spacing w:after="40"/>
+            </w:pPr>
+            <w:r>
+              <w:rPr>
+                <w:sz w:val="17"/>
+                <w:szCs w:val="17"/>
+              </w:rPr>
+              <w:t xml:space="preserve">Auto log-out after inactivity; clear log-out button; no health data cached in </w:t>
             </w:r>
             <w:proofErr w:type="spellStart"/>
             <w:r>
@@ -3675,7 +3954,7 @@
                 <w:sz w:val="17"/>
                 <w:szCs w:val="17"/>
               </w:rPr>
-              <w:t>npm</w:t>
+              <w:t>localStorage</w:t>
             </w:r>
             <w:proofErr w:type="spellEnd"/>
             <w:r>
@@ -3683,167 +3962,7 @@
                 <w:sz w:val="17"/>
                 <w:szCs w:val="17"/>
               </w:rPr>
-              <w:t xml:space="preserve"> packages (software supply chain). [A03]</w:t>
-            </w:r>
-          </w:p>
-        </w:tc>
-        <w:tc>
-          <w:tcPr>
-            <w:tcW w:w="1150" w:type="dxa"/>
-            <w:tcBorders>
-              <w:top w:val="single" w:sz="4" w:space="0" w:color="B8B5AE"/>
-              <w:left w:val="single" w:sz="4" w:space="0" w:color="B8B5AE"/>
-              <w:bottom w:val="single" w:sz="4" w:space="0" w:color="B8B5AE"/>
-              <w:right w:val="single" w:sz="4" w:space="0" w:color="B8B5AE"/>
-            </w:tcBorders>
-            <w:tcMar>
-              <w:top w:w="70" w:type="dxa"/>
-              <w:left w:w="100" w:type="dxa"/>
-              <w:bottom w:w="70" w:type="dxa"/>
-              <w:right w:w="100" w:type="dxa"/>
-            </w:tcMar>
-          </w:tcPr>
-          <w:p>
-            <w:pPr>
-              <w:spacing w:after="40"/>
-            </w:pPr>
-            <w:r>
-              <w:rPr>
-                <w:sz w:val="17"/>
-                <w:szCs w:val="17"/>
-              </w:rPr>
-              <w:t>Medium</w:t>
-            </w:r>
-          </w:p>
-        </w:tc>
-        <w:tc>
-          <w:tcPr>
-            <w:tcW w:w="850" w:type="dxa"/>
-            <w:tcBorders>
-              <w:top w:val="single" w:sz="4" w:space="0" w:color="B8B5AE"/>
-              <w:left w:val="single" w:sz="4" w:space="0" w:color="B8B5AE"/>
-              <w:bottom w:val="single" w:sz="4" w:space="0" w:color="B8B5AE"/>
-              <w:right w:val="single" w:sz="4" w:space="0" w:color="B8B5AE"/>
-            </w:tcBorders>
-            <w:tcMar>
-              <w:top w:w="70" w:type="dxa"/>
-              <w:left w:w="100" w:type="dxa"/>
-              <w:bottom w:w="70" w:type="dxa"/>
-              <w:right w:w="100" w:type="dxa"/>
-            </w:tcMar>
-          </w:tcPr>
-          <w:p>
-            <w:pPr>
-              <w:spacing w:after="40"/>
-            </w:pPr>
-            <w:r>
-              <w:rPr>
-                <w:sz w:val="17"/>
-                <w:szCs w:val="17"/>
-              </w:rPr>
-              <w:t>Medium</w:t>
-            </w:r>
-          </w:p>
-        </w:tc>
-        <w:tc>
-          <w:tcPr>
-            <w:tcW w:w="1000" w:type="dxa"/>
-            <w:tcBorders>
-              <w:top w:val="single" w:sz="4" w:space="0" w:color="B8B5AE"/>
-              <w:left w:val="single" w:sz="4" w:space="0" w:color="B8B5AE"/>
-              <w:bottom w:val="single" w:sz="4" w:space="0" w:color="B8B5AE"/>
-              <w:right w:val="single" w:sz="4" w:space="0" w:color="B8B5AE"/>
-            </w:tcBorders>
-            <w:shd w:val="clear" w:color="auto" w:fill="F6E7C8"/>
-            <w:tcMar>
-              <w:top w:w="70" w:type="dxa"/>
-              <w:left w:w="100" w:type="dxa"/>
-              <w:bottom w:w="70" w:type="dxa"/>
-              <w:right w:w="100" w:type="dxa"/>
-            </w:tcMar>
-          </w:tcPr>
-          <w:p>
-            <w:pPr>
-              <w:spacing w:after="40"/>
-            </w:pPr>
-            <w:r>
-              <w:rPr>
-                <w:b/>
-                <w:bCs/>
-                <w:sz w:val="17"/>
-                <w:szCs w:val="17"/>
-              </w:rPr>
-              <w:t>Medium</w:t>
-            </w:r>
-          </w:p>
-        </w:tc>
-        <w:tc>
-          <w:tcPr>
-            <w:tcW w:w="4758" w:type="dxa"/>
-            <w:tcBorders>
-              <w:top w:val="single" w:sz="4" w:space="0" w:color="B8B5AE"/>
-              <w:left w:val="single" w:sz="4" w:space="0" w:color="B8B5AE"/>
-              <w:bottom w:val="single" w:sz="4" w:space="0" w:color="B8B5AE"/>
-              <w:right w:val="single" w:sz="4" w:space="0" w:color="B8B5AE"/>
-            </w:tcBorders>
-            <w:tcMar>
-              <w:top w:w="70" w:type="dxa"/>
-              <w:left w:w="100" w:type="dxa"/>
-              <w:bottom w:w="70" w:type="dxa"/>
-              <w:right w:w="100" w:type="dxa"/>
-            </w:tcMar>
-          </w:tcPr>
-          <w:p>
-            <w:pPr>
-              <w:spacing w:after="40"/>
-            </w:pPr>
-            <w:proofErr w:type="spellStart"/>
-            <w:r>
-              <w:rPr>
-                <w:sz w:val="17"/>
-                <w:szCs w:val="17"/>
-              </w:rPr>
-              <w:t>npm</w:t>
-            </w:r>
-            <w:proofErr w:type="spellEnd"/>
-            <w:r>
-              <w:rPr>
-                <w:sz w:val="17"/>
-                <w:szCs w:val="17"/>
-              </w:rPr>
-              <w:t xml:space="preserve"> audit each sprint; </w:t>
-            </w:r>
-            <w:proofErr w:type="spellStart"/>
-            <w:r>
-              <w:rPr>
-                <w:sz w:val="17"/>
-                <w:szCs w:val="17"/>
-              </w:rPr>
-              <w:t>Dependabot</w:t>
-            </w:r>
-            <w:proofErr w:type="spellEnd"/>
-            <w:r>
-              <w:rPr>
-                <w:sz w:val="17"/>
-                <w:szCs w:val="17"/>
-              </w:rPr>
-              <w:t xml:space="preserve"> alerts; commit </w:t>
-            </w:r>
-            <w:proofErr w:type="spellStart"/>
-            <w:r>
-              <w:rPr>
-                <w:sz w:val="17"/>
-                <w:szCs w:val="17"/>
-              </w:rPr>
-              <w:t>lockfile</w:t>
-            </w:r>
-            <w:proofErr w:type="spellEnd"/>
-            <w:r>
-              <w:rPr>
-                <w:sz w:val="17"/>
-                <w:szCs w:val="17"/>
-              </w:rPr>
-              <w:t>; keep dependencies few and well maintained.</w:t>
+              <w:t>; optional PIN as future work.</w:t>
             </w:r>
           </w:p>
         </w:tc>
@@ -3872,7 +3991,7 @@
                 <w:sz w:val="17"/>
                 <w:szCs w:val="17"/>
               </w:rPr>
-              <w:t>Front-End Developer, Cybersecurity</w:t>
+              <w:t>Front-End Developer, UX/UI Designer</w:t>
             </w:r>
           </w:p>
         </w:tc>
@@ -3909,7 +4028,16 @@
                 <w:szCs w:val="17"/>
               </w:rPr>
               <w:lastRenderedPageBreak/>
-              <w:t>R16</w:t>
+              <w:t>R1</w:t>
+            </w:r>
+            <w:r>
+              <w:rPr>
+                <w:b/>
+                <w:bCs/>
+                <w:sz w:val="17"/>
+                <w:szCs w:val="17"/>
+              </w:rPr>
+              <w:t>6</w:t>
             </w:r>
           </w:p>
         </w:tc>
@@ -3938,7 +4066,23 @@
                 <w:sz w:val="17"/>
                 <w:szCs w:val="17"/>
               </w:rPr>
-              <w:t>Error messages leak system details, or a failed save silently loses an entry. [A10]</w:t>
+              <w:t>Records or timestamps altered and misuse not detected (</w:t>
+            </w:r>
+            <w:r>
+              <w:rPr>
+                <w:b/>
+                <w:bCs/>
+                <w:sz w:val="17"/>
+                <w:szCs w:val="17"/>
+              </w:rPr>
+              <w:t>no audit trail</w:t>
+            </w:r>
+            <w:r>
+              <w:rPr>
+                <w:sz w:val="17"/>
+                <w:szCs w:val="17"/>
+              </w:rPr>
+              <w:t>). [A08, A09]</w:t>
             </w:r>
           </w:p>
         </w:tc>
@@ -3967,7 +4111,7 @@
                 <w:sz w:val="17"/>
                 <w:szCs w:val="17"/>
               </w:rPr>
-              <w:t>Low</w:t>
+              <w:t>Medium</w:t>
             </w:r>
           </w:p>
         </w:tc>
@@ -4009,26 +4153,26 @@
               <w:bottom w:val="single" w:sz="4" w:space="0" w:color="B8B5AE"/>
               <w:right w:val="single" w:sz="4" w:space="0" w:color="B8B5AE"/>
             </w:tcBorders>
-            <w:shd w:val="clear" w:color="auto" w:fill="DDEBD5"/>
-            <w:tcMar>
-              <w:top w:w="70" w:type="dxa"/>
-              <w:left w:w="100" w:type="dxa"/>
-              <w:bottom w:w="70" w:type="dxa"/>
-              <w:right w:w="100" w:type="dxa"/>
-            </w:tcMar>
-          </w:tcPr>
-          <w:p>
-            <w:pPr>
-              <w:spacing w:after="40"/>
-            </w:pPr>
-            <w:r>
-              <w:rPr>
-                <w:b/>
-                <w:bCs/>
-                <w:sz w:val="17"/>
-                <w:szCs w:val="17"/>
-              </w:rPr>
-              <w:t>Low</w:t>
+            <w:shd w:val="clear" w:color="auto" w:fill="F6E7C8"/>
+            <w:tcMar>
+              <w:top w:w="70" w:type="dxa"/>
+              <w:left w:w="100" w:type="dxa"/>
+              <w:bottom w:w="70" w:type="dxa"/>
+              <w:right w:w="100" w:type="dxa"/>
+            </w:tcMar>
+          </w:tcPr>
+          <w:p>
+            <w:pPr>
+              <w:spacing w:after="40"/>
+            </w:pPr>
+            <w:r>
+              <w:rPr>
+                <w:b/>
+                <w:bCs/>
+                <w:sz w:val="17"/>
+                <w:szCs w:val="17"/>
+              </w:rPr>
+              <w:t>Medium</w:t>
             </w:r>
           </w:p>
         </w:tc>
@@ -4057,7 +4201,23 @@
                 <w:sz w:val="17"/>
                 <w:szCs w:val="17"/>
               </w:rPr>
-              <w:t>Generic user-facing errors; detailed errors logged server-side only; access checks fail closed; clear "not saved – try again" message.</w:t>
+              <w:t xml:space="preserve">Server-generated timestamps; patient edits only within 1 hour with history kept; </w:t>
+            </w:r>
+            <w:proofErr w:type="spellStart"/>
+            <w:r>
+              <w:rPr>
+                <w:sz w:val="17"/>
+                <w:szCs w:val="17"/>
+              </w:rPr>
+              <w:t>audit_log</w:t>
+            </w:r>
+            <w:proofErr w:type="spellEnd"/>
+            <w:r>
+              <w:rPr>
+                <w:sz w:val="17"/>
+                <w:szCs w:val="17"/>
+              </w:rPr>
+              <w:t xml:space="preserve"> written by database trigger; audit reviewed during testing.</w:t>
             </w:r>
           </w:p>
         </w:tc>
@@ -4086,7 +4246,7 @@
                 <w:sz w:val="17"/>
                 <w:szCs w:val="17"/>
               </w:rPr>
-              <w:t>Front-End &amp; Back-End Developers, Cybersecurity</w:t>
+              <w:t>Back-End Developer, Cybersecurity</w:t>
             </w:r>
           </w:p>
         </w:tc>
@@ -4122,7 +4282,517 @@
                 <w:sz w:val="17"/>
                 <w:szCs w:val="17"/>
               </w:rPr>
-              <w:t>R17</w:t>
+              <w:t>R1</w:t>
+            </w:r>
+            <w:r>
+              <w:rPr>
+                <w:b/>
+                <w:bCs/>
+                <w:sz w:val="17"/>
+                <w:szCs w:val="17"/>
+              </w:rPr>
+              <w:t>7</w:t>
+            </w:r>
+          </w:p>
+        </w:tc>
+        <w:tc>
+          <w:tcPr>
+            <w:tcW w:w="3000" w:type="dxa"/>
+            <w:tcBorders>
+              <w:top w:val="single" w:sz="4" w:space="0" w:color="B8B5AE"/>
+              <w:left w:val="single" w:sz="4" w:space="0" w:color="B8B5AE"/>
+              <w:bottom w:val="single" w:sz="4" w:space="0" w:color="B8B5AE"/>
+              <w:right w:val="single" w:sz="4" w:space="0" w:color="B8B5AE"/>
+            </w:tcBorders>
+            <w:tcMar>
+              <w:top w:w="70" w:type="dxa"/>
+              <w:left w:w="100" w:type="dxa"/>
+              <w:bottom w:w="70" w:type="dxa"/>
+              <w:right w:w="100" w:type="dxa"/>
+            </w:tcMar>
+          </w:tcPr>
+          <w:p>
+            <w:pPr>
+              <w:spacing w:after="40"/>
+            </w:pPr>
+            <w:r>
+              <w:rPr>
+                <w:sz w:val="17"/>
+                <w:szCs w:val="17"/>
+              </w:rPr>
+              <w:t xml:space="preserve">Vulnerable or malicious </w:t>
+            </w:r>
+            <w:proofErr w:type="spellStart"/>
+            <w:r>
+              <w:rPr>
+                <w:sz w:val="17"/>
+                <w:szCs w:val="17"/>
+              </w:rPr>
+              <w:t>npm</w:t>
+            </w:r>
+            <w:proofErr w:type="spellEnd"/>
+            <w:r>
+              <w:rPr>
+                <w:sz w:val="17"/>
+                <w:szCs w:val="17"/>
+              </w:rPr>
+              <w:t xml:space="preserve"> packages (software supply chain). [A03]</w:t>
+            </w:r>
+          </w:p>
+        </w:tc>
+        <w:tc>
+          <w:tcPr>
+            <w:tcW w:w="1150" w:type="dxa"/>
+            <w:tcBorders>
+              <w:top w:val="single" w:sz="4" w:space="0" w:color="B8B5AE"/>
+              <w:left w:val="single" w:sz="4" w:space="0" w:color="B8B5AE"/>
+              <w:bottom w:val="single" w:sz="4" w:space="0" w:color="B8B5AE"/>
+              <w:right w:val="single" w:sz="4" w:space="0" w:color="B8B5AE"/>
+            </w:tcBorders>
+            <w:tcMar>
+              <w:top w:w="70" w:type="dxa"/>
+              <w:left w:w="100" w:type="dxa"/>
+              <w:bottom w:w="70" w:type="dxa"/>
+              <w:right w:w="100" w:type="dxa"/>
+            </w:tcMar>
+          </w:tcPr>
+          <w:p>
+            <w:pPr>
+              <w:spacing w:after="40"/>
+            </w:pPr>
+            <w:r>
+              <w:rPr>
+                <w:sz w:val="17"/>
+                <w:szCs w:val="17"/>
+              </w:rPr>
+              <w:t>Medium</w:t>
+            </w:r>
+          </w:p>
+        </w:tc>
+        <w:tc>
+          <w:tcPr>
+            <w:tcW w:w="850" w:type="dxa"/>
+            <w:tcBorders>
+              <w:top w:val="single" w:sz="4" w:space="0" w:color="B8B5AE"/>
+              <w:left w:val="single" w:sz="4" w:space="0" w:color="B8B5AE"/>
+              <w:bottom w:val="single" w:sz="4" w:space="0" w:color="B8B5AE"/>
+              <w:right w:val="single" w:sz="4" w:space="0" w:color="B8B5AE"/>
+            </w:tcBorders>
+            <w:tcMar>
+              <w:top w:w="70" w:type="dxa"/>
+              <w:left w:w="100" w:type="dxa"/>
+              <w:bottom w:w="70" w:type="dxa"/>
+              <w:right w:w="100" w:type="dxa"/>
+            </w:tcMar>
+          </w:tcPr>
+          <w:p>
+            <w:pPr>
+              <w:spacing w:after="40"/>
+            </w:pPr>
+            <w:r>
+              <w:rPr>
+                <w:sz w:val="17"/>
+                <w:szCs w:val="17"/>
+              </w:rPr>
+              <w:t>Medium</w:t>
+            </w:r>
+          </w:p>
+        </w:tc>
+        <w:tc>
+          <w:tcPr>
+            <w:tcW w:w="1000" w:type="dxa"/>
+            <w:tcBorders>
+              <w:top w:val="single" w:sz="4" w:space="0" w:color="B8B5AE"/>
+              <w:left w:val="single" w:sz="4" w:space="0" w:color="B8B5AE"/>
+              <w:bottom w:val="single" w:sz="4" w:space="0" w:color="B8B5AE"/>
+              <w:right w:val="single" w:sz="4" w:space="0" w:color="B8B5AE"/>
+            </w:tcBorders>
+            <w:shd w:val="clear" w:color="auto" w:fill="F6E7C8"/>
+            <w:tcMar>
+              <w:top w:w="70" w:type="dxa"/>
+              <w:left w:w="100" w:type="dxa"/>
+              <w:bottom w:w="70" w:type="dxa"/>
+              <w:right w:w="100" w:type="dxa"/>
+            </w:tcMar>
+          </w:tcPr>
+          <w:p>
+            <w:pPr>
+              <w:spacing w:after="40"/>
+            </w:pPr>
+            <w:r>
+              <w:rPr>
+                <w:b/>
+                <w:bCs/>
+                <w:sz w:val="17"/>
+                <w:szCs w:val="17"/>
+              </w:rPr>
+              <w:t>Medium</w:t>
+            </w:r>
+          </w:p>
+        </w:tc>
+        <w:tc>
+          <w:tcPr>
+            <w:tcW w:w="4758" w:type="dxa"/>
+            <w:tcBorders>
+              <w:top w:val="single" w:sz="4" w:space="0" w:color="B8B5AE"/>
+              <w:left w:val="single" w:sz="4" w:space="0" w:color="B8B5AE"/>
+              <w:bottom w:val="single" w:sz="4" w:space="0" w:color="B8B5AE"/>
+              <w:right w:val="single" w:sz="4" w:space="0" w:color="B8B5AE"/>
+            </w:tcBorders>
+            <w:tcMar>
+              <w:top w:w="70" w:type="dxa"/>
+              <w:left w:w="100" w:type="dxa"/>
+              <w:bottom w:w="70" w:type="dxa"/>
+              <w:right w:w="100" w:type="dxa"/>
+            </w:tcMar>
+          </w:tcPr>
+          <w:p>
+            <w:pPr>
+              <w:spacing w:after="40"/>
+            </w:pPr>
+            <w:proofErr w:type="spellStart"/>
+            <w:r>
+              <w:rPr>
+                <w:sz w:val="17"/>
+                <w:szCs w:val="17"/>
+              </w:rPr>
+              <w:t>npm</w:t>
+            </w:r>
+            <w:proofErr w:type="spellEnd"/>
+            <w:r>
+              <w:rPr>
+                <w:sz w:val="17"/>
+                <w:szCs w:val="17"/>
+              </w:rPr>
+              <w:t xml:space="preserve"> audit each sprint; </w:t>
+            </w:r>
+            <w:proofErr w:type="spellStart"/>
+            <w:r>
+              <w:rPr>
+                <w:sz w:val="17"/>
+                <w:szCs w:val="17"/>
+              </w:rPr>
+              <w:t>Dependabot</w:t>
+            </w:r>
+            <w:proofErr w:type="spellEnd"/>
+            <w:r>
+              <w:rPr>
+                <w:sz w:val="17"/>
+                <w:szCs w:val="17"/>
+              </w:rPr>
+              <w:t xml:space="preserve"> alerts; commit </w:t>
+            </w:r>
+            <w:proofErr w:type="spellStart"/>
+            <w:r>
+              <w:rPr>
+                <w:sz w:val="17"/>
+                <w:szCs w:val="17"/>
+              </w:rPr>
+              <w:t>lockfile</w:t>
+            </w:r>
+            <w:proofErr w:type="spellEnd"/>
+            <w:r>
+              <w:rPr>
+                <w:sz w:val="17"/>
+                <w:szCs w:val="17"/>
+              </w:rPr>
+              <w:t>; keep dependencies few and well maintained.</w:t>
+            </w:r>
+          </w:p>
+        </w:tc>
+        <w:tc>
+          <w:tcPr>
+            <w:tcW w:w="2600" w:type="dxa"/>
+            <w:tcBorders>
+              <w:top w:val="single" w:sz="4" w:space="0" w:color="B8B5AE"/>
+              <w:left w:val="single" w:sz="4" w:space="0" w:color="B8B5AE"/>
+              <w:bottom w:val="single" w:sz="4" w:space="0" w:color="B8B5AE"/>
+              <w:right w:val="single" w:sz="4" w:space="0" w:color="B8B5AE"/>
+            </w:tcBorders>
+            <w:tcMar>
+              <w:top w:w="70" w:type="dxa"/>
+              <w:left w:w="100" w:type="dxa"/>
+              <w:bottom w:w="70" w:type="dxa"/>
+              <w:right w:w="100" w:type="dxa"/>
+            </w:tcMar>
+          </w:tcPr>
+          <w:p>
+            <w:pPr>
+              <w:spacing w:after="40"/>
+            </w:pPr>
+            <w:r>
+              <w:rPr>
+                <w:sz w:val="17"/>
+                <w:szCs w:val="17"/>
+              </w:rPr>
+              <w:t>Front-End Developer, Cybersecurity</w:t>
+            </w:r>
+          </w:p>
+        </w:tc>
+      </w:tr>
+      <w:tr>
+        <w:trPr>
+          <w:cantSplit/>
+        </w:trPr>
+        <w:tc>
+          <w:tcPr>
+            <w:tcW w:w="600" w:type="dxa"/>
+            <w:tcBorders>
+              <w:top w:val="single" w:sz="4" w:space="0" w:color="B8B5AE"/>
+              <w:left w:val="single" w:sz="4" w:space="0" w:color="B8B5AE"/>
+              <w:bottom w:val="single" w:sz="4" w:space="0" w:color="B8B5AE"/>
+              <w:right w:val="single" w:sz="4" w:space="0" w:color="B8B5AE"/>
+            </w:tcBorders>
+            <w:tcMar>
+              <w:top w:w="70" w:type="dxa"/>
+              <w:left w:w="100" w:type="dxa"/>
+              <w:bottom w:w="70" w:type="dxa"/>
+              <w:right w:w="100" w:type="dxa"/>
+            </w:tcMar>
+          </w:tcPr>
+          <w:p>
+            <w:pPr>
+              <w:spacing w:after="40"/>
+            </w:pPr>
+            <w:r>
+              <w:rPr>
+                <w:b/>
+                <w:bCs/>
+                <w:sz w:val="17"/>
+                <w:szCs w:val="17"/>
+              </w:rPr>
+              <w:t>R1</w:t>
+            </w:r>
+            <w:r>
+              <w:rPr>
+                <w:b/>
+                <w:bCs/>
+                <w:sz w:val="17"/>
+                <w:szCs w:val="17"/>
+              </w:rPr>
+              <w:t>8</w:t>
+            </w:r>
+          </w:p>
+        </w:tc>
+        <w:tc>
+          <w:tcPr>
+            <w:tcW w:w="3000" w:type="dxa"/>
+            <w:tcBorders>
+              <w:top w:val="single" w:sz="4" w:space="0" w:color="B8B5AE"/>
+              <w:left w:val="single" w:sz="4" w:space="0" w:color="B8B5AE"/>
+              <w:bottom w:val="single" w:sz="4" w:space="0" w:color="B8B5AE"/>
+              <w:right w:val="single" w:sz="4" w:space="0" w:color="B8B5AE"/>
+            </w:tcBorders>
+            <w:tcMar>
+              <w:top w:w="70" w:type="dxa"/>
+              <w:left w:w="100" w:type="dxa"/>
+              <w:bottom w:w="70" w:type="dxa"/>
+              <w:right w:w="100" w:type="dxa"/>
+            </w:tcMar>
+          </w:tcPr>
+          <w:p>
+            <w:pPr>
+              <w:spacing w:after="40"/>
+            </w:pPr>
+            <w:r>
+              <w:rPr>
+                <w:sz w:val="17"/>
+                <w:szCs w:val="17"/>
+              </w:rPr>
+              <w:t>Error messages leak system details, or a failed save silently loses an entry. [A10]</w:t>
+            </w:r>
+          </w:p>
+        </w:tc>
+        <w:tc>
+          <w:tcPr>
+            <w:tcW w:w="1150" w:type="dxa"/>
+            <w:tcBorders>
+              <w:top w:val="single" w:sz="4" w:space="0" w:color="B8B5AE"/>
+              <w:left w:val="single" w:sz="4" w:space="0" w:color="B8B5AE"/>
+              <w:bottom w:val="single" w:sz="4" w:space="0" w:color="B8B5AE"/>
+              <w:right w:val="single" w:sz="4" w:space="0" w:color="B8B5AE"/>
+            </w:tcBorders>
+            <w:tcMar>
+              <w:top w:w="70" w:type="dxa"/>
+              <w:left w:w="100" w:type="dxa"/>
+              <w:bottom w:w="70" w:type="dxa"/>
+              <w:right w:w="100" w:type="dxa"/>
+            </w:tcMar>
+          </w:tcPr>
+          <w:p>
+            <w:pPr>
+              <w:spacing w:after="40"/>
+            </w:pPr>
+            <w:r>
+              <w:rPr>
+                <w:sz w:val="17"/>
+                <w:szCs w:val="17"/>
+              </w:rPr>
+              <w:t>Low</w:t>
+            </w:r>
+          </w:p>
+        </w:tc>
+        <w:tc>
+          <w:tcPr>
+            <w:tcW w:w="850" w:type="dxa"/>
+            <w:tcBorders>
+              <w:top w:val="single" w:sz="4" w:space="0" w:color="B8B5AE"/>
+              <w:left w:val="single" w:sz="4" w:space="0" w:color="B8B5AE"/>
+              <w:bottom w:val="single" w:sz="4" w:space="0" w:color="B8B5AE"/>
+              <w:right w:val="single" w:sz="4" w:space="0" w:color="B8B5AE"/>
+            </w:tcBorders>
+            <w:tcMar>
+              <w:top w:w="70" w:type="dxa"/>
+              <w:left w:w="100" w:type="dxa"/>
+              <w:bottom w:w="70" w:type="dxa"/>
+              <w:right w:w="100" w:type="dxa"/>
+            </w:tcMar>
+          </w:tcPr>
+          <w:p>
+            <w:pPr>
+              <w:spacing w:after="40"/>
+            </w:pPr>
+            <w:r>
+              <w:rPr>
+                <w:sz w:val="17"/>
+                <w:szCs w:val="17"/>
+              </w:rPr>
+              <w:t>Medium</w:t>
+            </w:r>
+          </w:p>
+        </w:tc>
+        <w:tc>
+          <w:tcPr>
+            <w:tcW w:w="1000" w:type="dxa"/>
+            <w:tcBorders>
+              <w:top w:val="single" w:sz="4" w:space="0" w:color="B8B5AE"/>
+              <w:left w:val="single" w:sz="4" w:space="0" w:color="B8B5AE"/>
+              <w:bottom w:val="single" w:sz="4" w:space="0" w:color="B8B5AE"/>
+              <w:right w:val="single" w:sz="4" w:space="0" w:color="B8B5AE"/>
+            </w:tcBorders>
+            <w:shd w:val="clear" w:color="auto" w:fill="DDEBD5"/>
+            <w:tcMar>
+              <w:top w:w="70" w:type="dxa"/>
+              <w:left w:w="100" w:type="dxa"/>
+              <w:bottom w:w="70" w:type="dxa"/>
+              <w:right w:w="100" w:type="dxa"/>
+            </w:tcMar>
+          </w:tcPr>
+          <w:p>
+            <w:pPr>
+              <w:spacing w:after="40"/>
+            </w:pPr>
+            <w:r>
+              <w:rPr>
+                <w:b/>
+                <w:bCs/>
+                <w:sz w:val="17"/>
+                <w:szCs w:val="17"/>
+              </w:rPr>
+              <w:t>Low</w:t>
+            </w:r>
+          </w:p>
+        </w:tc>
+        <w:tc>
+          <w:tcPr>
+            <w:tcW w:w="4758" w:type="dxa"/>
+            <w:tcBorders>
+              <w:top w:val="single" w:sz="4" w:space="0" w:color="B8B5AE"/>
+              <w:left w:val="single" w:sz="4" w:space="0" w:color="B8B5AE"/>
+              <w:bottom w:val="single" w:sz="4" w:space="0" w:color="B8B5AE"/>
+              <w:right w:val="single" w:sz="4" w:space="0" w:color="B8B5AE"/>
+            </w:tcBorders>
+            <w:tcMar>
+              <w:top w:w="70" w:type="dxa"/>
+              <w:left w:w="100" w:type="dxa"/>
+              <w:bottom w:w="70" w:type="dxa"/>
+              <w:right w:w="100" w:type="dxa"/>
+            </w:tcMar>
+          </w:tcPr>
+          <w:p>
+            <w:pPr>
+              <w:spacing w:after="40"/>
+            </w:pPr>
+            <w:r>
+              <w:rPr>
+                <w:sz w:val="17"/>
+                <w:szCs w:val="17"/>
+              </w:rPr>
+              <w:t>Generic user-facing errors; detailed errors logged server-side only; access checks fail closed; clear "not saved – try again" message.</w:t>
+            </w:r>
+          </w:p>
+        </w:tc>
+        <w:tc>
+          <w:tcPr>
+            <w:tcW w:w="2600" w:type="dxa"/>
+            <w:tcBorders>
+              <w:top w:val="single" w:sz="4" w:space="0" w:color="B8B5AE"/>
+              <w:left w:val="single" w:sz="4" w:space="0" w:color="B8B5AE"/>
+              <w:bottom w:val="single" w:sz="4" w:space="0" w:color="B8B5AE"/>
+              <w:right w:val="single" w:sz="4" w:space="0" w:color="B8B5AE"/>
+            </w:tcBorders>
+            <w:tcMar>
+              <w:top w:w="70" w:type="dxa"/>
+              <w:left w:w="100" w:type="dxa"/>
+              <w:bottom w:w="70" w:type="dxa"/>
+              <w:right w:w="100" w:type="dxa"/>
+            </w:tcMar>
+          </w:tcPr>
+          <w:p>
+            <w:pPr>
+              <w:spacing w:after="40"/>
+            </w:pPr>
+            <w:r>
+              <w:rPr>
+                <w:sz w:val="17"/>
+                <w:szCs w:val="17"/>
+              </w:rPr>
+              <w:t>Front-End &amp; Back-End Developers, Cybersecurity</w:t>
+            </w:r>
+          </w:p>
+        </w:tc>
+      </w:tr>
+      <w:tr>
+        <w:trPr>
+          <w:cantSplit/>
+        </w:trPr>
+        <w:tc>
+          <w:tcPr>
+            <w:tcW w:w="600" w:type="dxa"/>
+            <w:tcBorders>
+              <w:top w:val="single" w:sz="4" w:space="0" w:color="B8B5AE"/>
+              <w:left w:val="single" w:sz="4" w:space="0" w:color="B8B5AE"/>
+              <w:bottom w:val="single" w:sz="4" w:space="0" w:color="B8B5AE"/>
+              <w:right w:val="single" w:sz="4" w:space="0" w:color="B8B5AE"/>
+            </w:tcBorders>
+            <w:tcMar>
+              <w:top w:w="70" w:type="dxa"/>
+              <w:left w:w="100" w:type="dxa"/>
+              <w:bottom w:w="70" w:type="dxa"/>
+              <w:right w:w="100" w:type="dxa"/>
+            </w:tcMar>
+          </w:tcPr>
+          <w:p>
+            <w:pPr>
+              <w:spacing w:after="40"/>
+            </w:pPr>
+            <w:r>
+              <w:rPr>
+                <w:b/>
+                <w:bCs/>
+                <w:sz w:val="17"/>
+                <w:szCs w:val="17"/>
+              </w:rPr>
+              <w:t>R1</w:t>
+            </w:r>
+            <w:r>
+              <w:rPr>
+                <w:b/>
+                <w:bCs/>
+                <w:sz w:val="17"/>
+                <w:szCs w:val="17"/>
+              </w:rPr>
+              <w:t>9</w:t>
             </w:r>
           </w:p>
         </w:tc>
@@ -4318,7 +4988,19 @@
         <w:t>Summary:</w:t>
       </w:r>
       <w:r>
-        <w:t xml:space="preserve"> 17 risks identified – 8 High, 7 Medium, 2 Low. The highest priorities for Release 1 are access control between patients and clinicians (R1, R2), secrets and configuration (R7, R8), consent and UK GDPR (R11) and patient-safety messaging (R12).</w:t>
+        <w:t xml:space="preserve"> 1</w:t>
+      </w:r>
+      <w:r>
+        <w:t>9</w:t>
+      </w:r>
+      <w:r>
+        <w:t xml:space="preserve"> risks identified – 8 High, </w:t>
+      </w:r>
+      <w:r>
+        <w:t>9</w:t>
+      </w:r>
+      <w:r>
+        <w:t xml:space="preserve"> Medium, 2 Low. The highest priorities for Release 1 are access control between patients and clinicians (R1, R2), secrets and configuration (R7, R8), consent and UK GDPR (R11) and patient-safety messaging (R12).</w:t>
       </w:r>
     </w:p>
     <w:p>
@@ -4499,7 +5181,7 @@
 </file>
 
 <file path=word/endnotes.xml><?xml version="1.0" encoding="utf-8"?>
-<w:endnotes xmlns:wpc="http://schemas.microsoft.com/office/word/2010/wordprocessingCanvas" xmlns:cx="http://schemas.microsoft.com/office/drawing/2014/chartex" xmlns:cx1="http://schemas.microsoft.com/office/drawing/2015/9/8/chartex" xmlns:cx2="http://schemas.microsoft.com/office/drawing/2015/10/21/chartex" xmlns:cx3="http://schemas.microsoft.com/office/drawing/2016/5/9/chartex" xmlns:cx4="http://schemas.microsoft.com/office/drawing/2016/5/10/chartex" xmlns:cx5="http://schemas.microsoft.com/office/drawing/2016/5/11/chartex" xmlns:cx6="http://schemas.microsoft.com/office/drawing/2016/5/12/chartex" xmlns:cx7="http://schemas.microsoft.com/office/drawing/2016/5/13/chartex" xmlns:cx8="http://schemas.microsoft.com/office/drawing/2016/5/14/chartex" xmlns:mc="http://schemas.openxmlformats.org/markup-compatibility/2006" xmlns:aink="http://schemas.microsoft.com/office/drawing/2016/ink" xmlns:am3d="http://schemas.microsoft.com/office/drawing/2017/model3d" xmlns:o="urn:schemas-microsoft-com:office:office" xmlns:oel="http://schemas.microsoft.com/office/2019/extlst" xmlns:r="http://schemas.openxmlformats.org/officeDocument/2006/relationships" xmlns:m="http://schemas.openxmlformats.org/officeDocument/2006/math" xmlns:v="urn:schemas-microsoft-com:vml" xmlns:wp14="http://schemas.microsoft.com/office/word/2010/wordprocessingDrawing" xmlns:wp="http://schemas.openxmlformats.org/drawingml/2006/wordprocessingDrawing" xmlns:w10="urn:schemas-microsoft-com:office:word" xmlns:w="http://schemas.openxmlformats.org/wordprocessingml/2006/main" xmlns:w14="http://schemas.microsoft.com/office/word/2010/wordml" xmlns:w15="http://schemas.microsoft.com/office/word/2012/wordml" xmlns:w16cex="http://schemas.microsoft.com/office/word/2018/wordml/cex" xmlns:w16cid="http://schemas.microsoft.com/office/word/2016/wordml/cid" xmlns:w16="http://schemas.microsoft.com/office/word/2018/wordml" xmlns:w16du="http://schemas.microsoft.com/office/word/2023/wordml/word16du" xmlns:w16sdtdh="http://schemas.microsoft.com/office/word/2020/wordml/sdtdatahash" xmlns:w16sdtfl="http://schemas.microsoft.com/office/word/2024/wordml/sdtformatlock" xmlns:w16se="http://schemas.microsoft.com/office/word/2015/wordml/symex" xmlns:wpg="http://schemas.microsoft.com/office/word/2010/wordprocessingGroup" xmlns:wpi="http://schemas.microsoft.com/office/word/2010/wordprocessingInk" xmlns:wne="http://schemas.microsoft.com/office/word/2006/wordml" xmlns:wps="http://schemas.microsoft.com/office/word/2010/wordprocessingShape" mc:Ignorable="w14 w15 w16se w16cid w16 w16cex w16sdtdh w16sdtfl w16du wp14">
+<w:endnotes xmlns:wpc="http://schemas.microsoft.com/office/word/2010/wordprocessingCanvas" xmlns:cx="http://schemas.microsoft.com/office/drawing/2014/chartex" xmlns:cx1="http://schemas.microsoft.com/office/drawing/2015/9/8/chartex" xmlns:cx2="http://schemas.microsoft.com/office/drawing/2015/10/21/chartex" xmlns:cx3="http://schemas.microsoft.com/office/drawing/2016/5/9/chartex" xmlns:cx4="http://schemas.microsoft.com/office/drawing/2016/5/10/chartex" xmlns:cx5="http://schemas.microsoft.com/office/drawing/2016/5/11/chartex" xmlns:cx6="http://schemas.microsoft.com/office/drawing/2016/5/12/chartex" xmlns:cx7="http://schemas.microsoft.com/office/drawing/2016/5/13/chartex" xmlns:cx8="http://schemas.microsoft.com/office/drawing/2016/5/14/chartex" xmlns:mc="http://schemas.openxmlformats.org/markup-compatibility/2006" xmlns:m="http://schemas.openxmlformats.org/officeDocument/2006/math" xmlns:aink="http://schemas.microsoft.com/office/drawing/2016/ink" xmlns:am3d="http://schemas.microsoft.com/office/drawing/2017/model3d" xmlns:oel="http://schemas.microsoft.com/office/2019/extlst" xmlns:r="http://schemas.openxmlformats.org/officeDocument/2006/relationships" xmlns:wp14="http://schemas.microsoft.com/office/word/2010/wordprocessingDrawing" xmlns:wp="http://schemas.openxmlformats.org/drawingml/2006/wordprocessingDrawing" xmlns:wpg="http://schemas.microsoft.com/office/word/2010/wordprocessingGroup" xmlns:wpi="http://schemas.microsoft.com/office/word/2010/wordprocessingInk" xmlns:wps="http://schemas.microsoft.com/office/word/2010/wordprocessingShape" xmlns:o="urn:schemas-microsoft-com:office:office" xmlns:v="urn:schemas-microsoft-com:vml" xmlns:w10="urn:schemas-microsoft-com:office:word" xmlns:w="http://schemas.openxmlformats.org/wordprocessingml/2006/main" xmlns:w14="http://schemas.microsoft.com/office/word/2010/wordml" xmlns:w15="http://schemas.microsoft.com/office/word/2012/wordml" xmlns:w16cex="http://schemas.microsoft.com/office/word/2018/wordml/cex" xmlns:w16cid="http://schemas.microsoft.com/office/word/2016/wordml/cid" xmlns:w16="http://schemas.microsoft.com/office/word/2018/wordml" xmlns:w16sdtdh="http://schemas.microsoft.com/office/word/2020/wordml/sdtdatahash" xmlns:w16sdtfl="http://schemas.microsoft.com/office/word/2024/wordml/sdtformatlock" xmlns:w16se="http://schemas.microsoft.com/office/word/2015/wordml/symex" xmlns:w16du="http://schemas.microsoft.com/office/word/2023/wordml/word16du" xmlns:wne="http://schemas.microsoft.com/office/word/2006/wordml" mc:Ignorable="w14 w15 w16se w16cid w16 w16cex w16sdtdh w16sdtfl w16du wp14">
   <w:endnote w:type="separator" w:id="-1">
     <w:p>
       <w:r>
@@ -4518,7 +5200,7 @@
 </file>
 
 <file path=word/footer1.xml><?xml version="1.0" encoding="utf-8"?>
-<w:ftr xmlns:wpc="http://schemas.microsoft.com/office/word/2010/wordprocessingCanvas" xmlns:cx="http://schemas.microsoft.com/office/drawing/2014/chartex" xmlns:cx1="http://schemas.microsoft.com/office/drawing/2015/9/8/chartex" xmlns:cx2="http://schemas.microsoft.com/office/drawing/2015/10/21/chartex" xmlns:cx3="http://schemas.microsoft.com/office/drawing/2016/5/9/chartex" xmlns:cx4="http://schemas.microsoft.com/office/drawing/2016/5/10/chartex" xmlns:cx5="http://schemas.microsoft.com/office/drawing/2016/5/11/chartex" xmlns:cx6="http://schemas.microsoft.com/office/drawing/2016/5/12/chartex" xmlns:cx7="http://schemas.microsoft.com/office/drawing/2016/5/13/chartex" xmlns:cx8="http://schemas.microsoft.com/office/drawing/2016/5/14/chartex" xmlns:mc="http://schemas.openxmlformats.org/markup-compatibility/2006" xmlns:aink="http://schemas.microsoft.com/office/drawing/2016/ink" xmlns:am3d="http://schemas.microsoft.com/office/drawing/2017/model3d" xmlns:o="urn:schemas-microsoft-com:office:office" xmlns:oel="http://schemas.microsoft.com/office/2019/extlst" xmlns:r="http://schemas.openxmlformats.org/officeDocument/2006/relationships" xmlns:m="http://schemas.openxmlformats.org/officeDocument/2006/math" xmlns:v="urn:schemas-microsoft-com:vml" xmlns:wp14="http://schemas.microsoft.com/office/word/2010/wordprocessingDrawing" xmlns:wp="http://schemas.openxmlformats.org/drawingml/2006/wordprocessingDrawing" xmlns:w10="urn:schemas-microsoft-com:office:word" xmlns:w="http://schemas.openxmlformats.org/wordprocessingml/2006/main" xmlns:w14="http://schemas.microsoft.com/office/word/2010/wordml" xmlns:w15="http://schemas.microsoft.com/office/word/2012/wordml" xmlns:w16cex="http://schemas.microsoft.com/office/word/2018/wordml/cex" xmlns:w16cid="http://schemas.microsoft.com/office/word/2016/wordml/cid" xmlns:w16="http://schemas.microsoft.com/office/word/2018/wordml" xmlns:w16du="http://schemas.microsoft.com/office/word/2023/wordml/word16du" xmlns:w16sdtdh="http://schemas.microsoft.com/office/word/2020/wordml/sdtdatahash" xmlns:w16sdtfl="http://schemas.microsoft.com/office/word/2024/wordml/sdtformatlock" xmlns:w16se="http://schemas.microsoft.com/office/word/2015/wordml/symex" xmlns:wpg="http://schemas.microsoft.com/office/word/2010/wordprocessingGroup" xmlns:wpi="http://schemas.microsoft.com/office/word/2010/wordprocessingInk" xmlns:wne="http://schemas.microsoft.com/office/word/2006/wordml" xmlns:wps="http://schemas.microsoft.com/office/word/2010/wordprocessingShape" mc:Ignorable="w14 w15 w16se w16cid w16 w16cex w16sdtdh w16sdtfl w16du wp14">
+<w:ftr xmlns:wpc="http://schemas.microsoft.com/office/word/2010/wordprocessingCanvas" xmlns:cx="http://schemas.microsoft.com/office/drawing/2014/chartex" xmlns:cx1="http://schemas.microsoft.com/office/drawing/2015/9/8/chartex" xmlns:cx2="http://schemas.microsoft.com/office/drawing/2015/10/21/chartex" xmlns:cx3="http://schemas.microsoft.com/office/drawing/2016/5/9/chartex" xmlns:cx4="http://schemas.microsoft.com/office/drawing/2016/5/10/chartex" xmlns:cx5="http://schemas.microsoft.com/office/drawing/2016/5/11/chartex" xmlns:cx6="http://schemas.microsoft.com/office/drawing/2016/5/12/chartex" xmlns:cx7="http://schemas.microsoft.com/office/drawing/2016/5/13/chartex" xmlns:cx8="http://schemas.microsoft.com/office/drawing/2016/5/14/chartex" xmlns:mc="http://schemas.openxmlformats.org/markup-compatibility/2006" xmlns:m="http://schemas.openxmlformats.org/officeDocument/2006/math" xmlns:aink="http://schemas.microsoft.com/office/drawing/2016/ink" xmlns:am3d="http://schemas.microsoft.com/office/drawing/2017/model3d" xmlns:oel="http://schemas.microsoft.com/office/2019/extlst" xmlns:r="http://schemas.openxmlformats.org/officeDocument/2006/relationships" xmlns:wp14="http://schemas.microsoft.com/office/word/2010/wordprocessingDrawing" xmlns:wp="http://schemas.openxmlformats.org/drawingml/2006/wordprocessingDrawing" xmlns:wpg="http://schemas.microsoft.com/office/word/2010/wordprocessingGroup" xmlns:wpi="http://schemas.microsoft.com/office/word/2010/wordprocessingInk" xmlns:wps="http://schemas.microsoft.com/office/word/2010/wordprocessingShape" xmlns:o="urn:schemas-microsoft-com:office:office" xmlns:v="urn:schemas-microsoft-com:vml" xmlns:w10="urn:schemas-microsoft-com:office:word" xmlns:w="http://schemas.openxmlformats.org/wordprocessingml/2006/main" xmlns:w14="http://schemas.microsoft.com/office/word/2010/wordml" xmlns:w15="http://schemas.microsoft.com/office/word/2012/wordml" xmlns:w16cex="http://schemas.microsoft.com/office/word/2018/wordml/cex" xmlns:w16cid="http://schemas.microsoft.com/office/word/2016/wordml/cid" xmlns:w16="http://schemas.microsoft.com/office/word/2018/wordml" xmlns:w16sdtdh="http://schemas.microsoft.com/office/word/2020/wordml/sdtdatahash" xmlns:w16sdtfl="http://schemas.microsoft.com/office/word/2024/wordml/sdtformatlock" xmlns:w16se="http://schemas.microsoft.com/office/word/2015/wordml/symex" xmlns:w16du="http://schemas.microsoft.com/office/word/2023/wordml/word16du" xmlns:wne="http://schemas.microsoft.com/office/word/2006/wordml" mc:Ignorable="w14 w15 w16se w16cid w16 w16cex w16sdtdh w16sdtfl w16du wp14">
   <w:p>
     <w:pPr>
       <w:jc w:val="center"/>
@@ -4528,7 +5210,7 @@
 </file>
 
 <file path=word/footnotes.xml><?xml version="1.0" encoding="utf-8"?>
-<w:footnotes xmlns:wpc="http://schemas.microsoft.com/office/word/2010/wordprocessingCanvas" xmlns:cx="http://schemas.microsoft.com/office/drawing/2014/chartex" xmlns:cx1="http://schemas.microsoft.com/office/drawing/2015/9/8/chartex" xmlns:cx2="http://schemas.microsoft.com/office/drawing/2015/10/21/chartex" xmlns:cx3="http://schemas.microsoft.com/office/drawing/2016/5/9/chartex" xmlns:cx4="http://schemas.microsoft.com/office/drawing/2016/5/10/chartex" xmlns:cx5="http://schemas.microsoft.com/office/drawing/2016/5/11/chartex" xmlns:cx6="http://schemas.microsoft.com/office/drawing/2016/5/12/chartex" xmlns:cx7="http://schemas.microsoft.com/office/drawing/2016/5/13/chartex" xmlns:cx8="http://schemas.microsoft.com/office/drawing/2016/5/14/chartex" xmlns:mc="http://schemas.openxmlformats.org/markup-compatibility/2006" xmlns:aink="http://schemas.microsoft.com/office/drawing/2016/ink" xmlns:am3d="http://schemas.microsoft.com/office/drawing/2017/model3d" xmlns:o="urn:schemas-microsoft-com:office:office" xmlns:oel="http://schemas.microsoft.com/office/2019/extlst" xmlns:r="http://schemas.openxmlformats.org/officeDocument/2006/relationships" xmlns:m="http://schemas.openxmlformats.org/officeDocument/2006/math" xmlns:v="urn:schemas-microsoft-com:vml" xmlns:wp14="http://schemas.microsoft.com/office/word/2010/wordprocessingDrawing" xmlns:wp="http://schemas.openxmlformats.org/drawingml/2006/wordprocessingDrawing" xmlns:w10="urn:schemas-microsoft-com:office:word" xmlns:w="http://schemas.openxmlformats.org/wordprocessingml/2006/main" xmlns:w14="http://schemas.microsoft.com/office/word/2010/wordml" xmlns:w15="http://schemas.microsoft.com/office/word/2012/wordml" xmlns:w16cex="http://schemas.microsoft.com/office/word/2018/wordml/cex" xmlns:w16cid="http://schemas.microsoft.com/office/word/2016/wordml/cid" xmlns:w16="http://schemas.microsoft.com/office/word/2018/wordml" xmlns:w16du="http://schemas.microsoft.com/office/word/2023/wordml/word16du" xmlns:w16sdtdh="http://schemas.microsoft.com/office/word/2020/wordml/sdtdatahash" xmlns:w16sdtfl="http://schemas.microsoft.com/office/word/2024/wordml/sdtformatlock" xmlns:w16se="http://schemas.microsoft.com/office/word/2015/wordml/symex" xmlns:wpg="http://schemas.microsoft.com/office/word/2010/wordprocessingGroup" xmlns:wpi="http://schemas.microsoft.com/office/word/2010/wordprocessingInk" xmlns:wne="http://schemas.microsoft.com/office/word/2006/wordml" xmlns:wps="http://schemas.microsoft.com/office/word/2010/wordprocessingShape" mc:Ignorable="w14 w15 w16se w16cid w16 w16cex w16sdtdh w16sdtfl w16du wp14">
+<w:footnotes xmlns:wpc="http://schemas.microsoft.com/office/word/2010/wordprocessingCanvas" xmlns:cx="http://schemas.microsoft.com/office/drawing/2014/chartex" xmlns:cx1="http://schemas.microsoft.com/office/drawing/2015/9/8/chartex" xmlns:cx2="http://schemas.microsoft.com/office/drawing/2015/10/21/chartex" xmlns:cx3="http://schemas.microsoft.com/office/drawing/2016/5/9/chartex" xmlns:cx4="http://schemas.microsoft.com/office/drawing/2016/5/10/chartex" xmlns:cx5="http://schemas.microsoft.com/office/drawing/2016/5/11/chartex" xmlns:cx6="http://schemas.microsoft.com/office/drawing/2016/5/12/chartex" xmlns:cx7="http://schemas.microsoft.com/office/drawing/2016/5/13/chartex" xmlns:cx8="http://schemas.microsoft.com/office/drawing/2016/5/14/chartex" xmlns:mc="http://schemas.openxmlformats.org/markup-compatibility/2006" xmlns:m="http://schemas.openxmlformats.org/officeDocument/2006/math" xmlns:aink="http://schemas.microsoft.com/office/drawing/2016/ink" xmlns:am3d="http://schemas.microsoft.com/office/drawing/2017/model3d" xmlns:oel="http://schemas.microsoft.com/office/2019/extlst" xmlns:r="http://schemas.openxmlformats.org/officeDocument/2006/relationships" xmlns:wp14="http://schemas.microsoft.com/office/word/2010/wordprocessingDrawing" xmlns:wp="http://schemas.openxmlformats.org/drawingml/2006/wordprocessingDrawing" xmlns:wpg="http://schemas.microsoft.com/office/word/2010/wordprocessingGroup" xmlns:wpi="http://schemas.microsoft.com/office/word/2010/wordprocessingInk" xmlns:wps="http://schemas.microsoft.com/office/word/2010/wordprocessingShape" xmlns:o="urn:schemas-microsoft-com:office:office" xmlns:v="urn:schemas-microsoft-com:vml" xmlns:w10="urn:schemas-microsoft-com:office:word" xmlns:w="http://schemas.openxmlformats.org/wordprocessingml/2006/main" xmlns:w14="http://schemas.microsoft.com/office/word/2010/wordml" xmlns:w15="http://schemas.microsoft.com/office/word/2012/wordml" xmlns:w16cex="http://schemas.microsoft.com/office/word/2018/wordml/cex" xmlns:w16cid="http://schemas.microsoft.com/office/word/2016/wordml/cid" xmlns:w16="http://schemas.microsoft.com/office/word/2018/wordml" xmlns:w16sdtdh="http://schemas.microsoft.com/office/word/2020/wordml/sdtdatahash" xmlns:w16sdtfl="http://schemas.microsoft.com/office/word/2024/wordml/sdtformatlock" xmlns:w16se="http://schemas.microsoft.com/office/word/2015/wordml/symex" xmlns:w16du="http://schemas.microsoft.com/office/word/2023/wordml/word16du" xmlns:wne="http://schemas.microsoft.com/office/word/2006/wordml" mc:Ignorable="w14 w15 w16se w16cid w16 w16cex w16sdtdh w16sdtfl w16du wp14">
   <w:footnote w:type="separator" w:id="-1">
     <w:p>
       <w:r>
@@ -4547,7 +5229,7 @@
 </file>
 
 <file path=word/numbering.xml><?xml version="1.0" encoding="utf-8"?>
-<w:numbering xmlns:wpc="http://schemas.microsoft.com/office/word/2010/wordprocessingCanvas" xmlns:cx="http://schemas.microsoft.com/office/drawing/2014/chartex" xmlns:cx1="http://schemas.microsoft.com/office/drawing/2015/9/8/chartex" xmlns:cx2="http://schemas.microsoft.com/office/drawing/2015/10/21/chartex" xmlns:cx3="http://schemas.microsoft.com/office/drawing/2016/5/9/chartex" xmlns:cx4="http://schemas.microsoft.com/office/drawing/2016/5/10/chartex" xmlns:cx5="http://schemas.microsoft.com/office/drawing/2016/5/11/chartex" xmlns:cx6="http://schemas.microsoft.com/office/drawing/2016/5/12/chartex" xmlns:cx7="http://schemas.microsoft.com/office/drawing/2016/5/13/chartex" xmlns:cx8="http://schemas.microsoft.com/office/drawing/2016/5/14/chartex" xmlns:mc="http://schemas.openxmlformats.org/markup-compatibility/2006" xmlns:aink="http://schemas.microsoft.com/office/drawing/2016/ink" xmlns:am3d="http://schemas.microsoft.com/office/drawing/2017/model3d" xmlns:o="urn:schemas-microsoft-com:office:office" xmlns:oel="http://schemas.microsoft.com/office/2019/extlst" xmlns:r="http://schemas.openxmlformats.org/officeDocument/2006/relationships" xmlns:m="http://schemas.openxmlformats.org/officeDocument/2006/math" xmlns:v="urn:schemas-microsoft-com:vml" xmlns:wp14="http://schemas.microsoft.com/office/word/2010/wordprocessingDrawing" xmlns:wp="http://schemas.openxmlformats.org/drawingml/2006/wordprocessingDrawing" xmlns:w10="urn:schemas-microsoft-com:office:word" xmlns:w="http://schemas.openxmlformats.org/wordprocessingml/2006/main" xmlns:w14="http://schemas.microsoft.com/office/word/2010/wordml" xmlns:w15="http://schemas.microsoft.com/office/word/2012/wordml" xmlns:w16cex="http://schemas.microsoft.com/office/word/2018/wordml/cex" xmlns:w16cid="http://schemas.microsoft.com/office/word/2016/wordml/cid" xmlns:w16="http://schemas.microsoft.com/office/word/2018/wordml" xmlns:w16du="http://schemas.microsoft.com/office/word/2023/wordml/word16du" xmlns:w16sdtdh="http://schemas.microsoft.com/office/word/2020/wordml/sdtdatahash" xmlns:w16sdtfl="http://schemas.microsoft.com/office/word/2024/wordml/sdtformatlock" xmlns:w16se="http://schemas.microsoft.com/office/word/2015/wordml/symex" xmlns:wpg="http://schemas.microsoft.com/office/word/2010/wordprocessingGroup" xmlns:wpi="http://schemas.microsoft.com/office/word/2010/wordprocessingInk" xmlns:wne="http://schemas.microsoft.com/office/word/2006/wordml" xmlns:wps="http://schemas.microsoft.com/office/word/2010/wordprocessingShape" mc:Ignorable="w14 w15 w16se w16cid w16 w16cex w16sdtdh w16sdtfl w16du wp14">
+<w:numbering xmlns:wpc="http://schemas.microsoft.com/office/word/2010/wordprocessingCanvas" xmlns:cx="http://schemas.microsoft.com/office/drawing/2014/chartex" xmlns:cx1="http://schemas.microsoft.com/office/drawing/2015/9/8/chartex" xmlns:cx2="http://schemas.microsoft.com/office/drawing/2015/10/21/chartex" xmlns:cx3="http://schemas.microsoft.com/office/drawing/2016/5/9/chartex" xmlns:cx4="http://schemas.microsoft.com/office/drawing/2016/5/10/chartex" xmlns:cx5="http://schemas.microsoft.com/office/drawing/2016/5/11/chartex" xmlns:cx6="http://schemas.microsoft.com/office/drawing/2016/5/12/chartex" xmlns:cx7="http://schemas.microsoft.com/office/drawing/2016/5/13/chartex" xmlns:cx8="http://schemas.microsoft.com/office/drawing/2016/5/14/chartex" xmlns:mc="http://schemas.openxmlformats.org/markup-compatibility/2006" xmlns:m="http://schemas.openxmlformats.org/officeDocument/2006/math" xmlns:aink="http://schemas.microsoft.com/office/drawing/2016/ink" xmlns:am3d="http://schemas.microsoft.com/office/drawing/2017/model3d" xmlns:oel="http://schemas.microsoft.com/office/2019/extlst" xmlns:r="http://schemas.openxmlformats.org/officeDocument/2006/relationships" xmlns:wp14="http://schemas.microsoft.com/office/word/2010/wordprocessingDrawing" xmlns:wp="http://schemas.openxmlformats.org/drawingml/2006/wordprocessingDrawing" xmlns:wpg="http://schemas.microsoft.com/office/word/2010/wordprocessingGroup" xmlns:wpi="http://schemas.microsoft.com/office/word/2010/wordprocessingInk" xmlns:wps="http://schemas.microsoft.com/office/word/2010/wordprocessingShape" xmlns:o="urn:schemas-microsoft-com:office:office" xmlns:v="urn:schemas-microsoft-com:vml" xmlns:w10="urn:schemas-microsoft-com:office:word" xmlns:w="http://schemas.openxmlformats.org/wordprocessingml/2006/main" xmlns:w14="http://schemas.microsoft.com/office/word/2010/wordml" xmlns:w15="http://schemas.microsoft.com/office/word/2012/wordml" xmlns:w16cex="http://schemas.microsoft.com/office/word/2018/wordml/cex" xmlns:w16cid="http://schemas.microsoft.com/office/word/2016/wordml/cid" xmlns:w16="http://schemas.microsoft.com/office/word/2018/wordml" xmlns:w16sdtdh="http://schemas.microsoft.com/office/word/2020/wordml/sdtdatahash" xmlns:w16sdtfl="http://schemas.microsoft.com/office/word/2024/wordml/sdtformatlock" xmlns:w16se="http://schemas.microsoft.com/office/word/2015/wordml/symex" xmlns:w16du="http://schemas.microsoft.com/office/word/2023/wordml/word16du" xmlns:wne="http://schemas.microsoft.com/office/word/2006/wordml" mc:Ignorable="w14 w15 w16se w16cid w16 w16cex w16sdtdh w16sdtfl w16du wp14">
   <w:abstractNum w:abstractNumId="0" w15:restartNumberingAfterBreak="0">
     <w:nsid w:val="053A2199"/>
     <w:multiLevelType w:val="hybridMultilevel"/>
@@ -4704,7 +5386,7 @@
 </file>
 
 <file path=word/styles.xml><?xml version="1.0" encoding="utf-8"?>
-<w:styles xmlns:mc="http://schemas.openxmlformats.org/markup-compatibility/2006" xmlns:r="http://schemas.openxmlformats.org/officeDocument/2006/relationships" xmlns:w="http://schemas.openxmlformats.org/wordprocessingml/2006/main" xmlns:w14="http://schemas.microsoft.com/office/word/2010/wordml" xmlns:w15="http://schemas.microsoft.com/office/word/2012/wordml" xmlns:w16cex="http://schemas.microsoft.com/office/word/2018/wordml/cex" xmlns:w16cid="http://schemas.microsoft.com/office/word/2016/wordml/cid" xmlns:w16="http://schemas.microsoft.com/office/word/2018/wordml" xmlns:w16du="http://schemas.microsoft.com/office/word/2023/wordml/word16du" xmlns:w16sdtdh="http://schemas.microsoft.com/office/word/2020/wordml/sdtdatahash" xmlns:w16sdtfl="http://schemas.microsoft.com/office/word/2024/wordml/sdtformatlock" xmlns:w16se="http://schemas.microsoft.com/office/word/2015/wordml/symex" mc:Ignorable="w14 w15 w16se w16cid w16 w16cex w16sdtdh w16sdtfl w16du">
+<w:styles xmlns:mc="http://schemas.openxmlformats.org/markup-compatibility/2006" xmlns:r="http://schemas.openxmlformats.org/officeDocument/2006/relationships" xmlns:w="http://schemas.openxmlformats.org/wordprocessingml/2006/main" xmlns:w14="http://schemas.microsoft.com/office/word/2010/wordml" xmlns:w15="http://schemas.microsoft.com/office/word/2012/wordml" xmlns:w16cex="http://schemas.microsoft.com/office/word/2018/wordml/cex" xmlns:w16cid="http://schemas.microsoft.com/office/word/2016/wordml/cid" xmlns:w16="http://schemas.microsoft.com/office/word/2018/wordml" xmlns:w16sdtdh="http://schemas.microsoft.com/office/word/2020/wordml/sdtdatahash" xmlns:w16sdtfl="http://schemas.microsoft.com/office/word/2024/wordml/sdtformatlock" xmlns:w16se="http://schemas.microsoft.com/office/word/2015/wordml/symex" xmlns:w16du="http://schemas.microsoft.com/office/word/2023/wordml/word16du" mc:Ignorable="w14 w15 w16se w16cid w16 w16cex w16sdtdh w16sdtfl w16du">
   <w:docDefaults>
     <w:rPrDefault>
       <w:rPr>

--- a/Log1/AG7-Security Risk Assessment.docx
+++ b/Log1/AG7-Security Risk Assessment.docx
@@ -992,7 +992,7 @@
               <w:bottom w:val="single" w:sz="4" w:space="0" w:color="B8B5AE"/>
               <w:right w:val="single" w:sz="4" w:space="0" w:color="B8B5AE"/>
             </w:tcBorders>
-            <w:shd w:val="clear" w:color="auto" w:fill="F4D9D9"/>
+            <w:shd w:val="clear" w:color="auto" w:fill="F6E7C8"/>
             <w:tcMar>
               <w:top w:w="70" w:type="dxa"/>
               <w:left w:w="100" w:type="dxa"/>
@@ -3369,7 +3369,7 @@
               <w:bottom w:val="single" w:sz="4" w:space="0" w:color="B8B5AE"/>
               <w:right w:val="single" w:sz="4" w:space="0" w:color="B8B5AE"/>
             </w:tcBorders>
-            <w:shd w:val="clear" w:color="auto" w:fill="F4D9D9"/>
+            <w:shd w:val="clear" w:color="auto" w:fill="F6E7C8"/>
             <w:tcMar>
               <w:top w:w="70" w:type="dxa"/>
               <w:left w:w="100" w:type="dxa"/>
